--- a/lessons/6-6/downloads/reveal/teacher/6.6-exit-tickets.docx
+++ b/lessons/6-6/downloads/reveal/teacher/6.6-exit-tickets.docx
@@ -4,6 +4,7 @@
   <w:body>
     <w:p>
       <w:pPr>
+        <w:pStyle w:val="Heading1"/>
         <w:tabs>
           <w:tab w:val="left" w:pos="5200"/>
           <w:tab w:val="right" w:leader="underscore" w:pos="9504"/>
@@ -34,7 +35,7 @@
         <w:rPr>
           <w:rFonts w:ascii="Avenir Next" w:hAnsi="Avenir Next" w:cs="Avenir Next" w:eastAsia="Avenir Next"/>
           <w:color w:val="1A1A1A"/>
-          <w:sz w:val="18"/>
+          <w:sz w:val="22"/>
           <w:szCs w:val="18"/>
         </w:rPr>
         <w:t xml:space="preserve">Name</w:t>
@@ -119,25 +120,25 @@
                 <w:rFonts w:ascii="Avenir Next" w:hAnsi="Avenir Next" w:cs="Avenir Next" w:eastAsia="Avenir Next"/>
                 <w:b/>
                 <w:color w:val="1A1A1A"/>
+                <w:sz w:val="22"/>
+                <w:szCs w:val="20"/>
+              </w:rPr>
+              <w:t xml:space="preserve">1.</w:t>
+            </w:r>
+            <w:r>
+              <w:rPr>
+                <w:rFonts w:ascii="Avenir Next" w:hAnsi="Avenir Next" w:cs="Avenir Next" w:eastAsia="Avenir Next"/>
+                <w:color w:val="1A1A1A"/>
                 <w:sz w:val="20"/>
                 <w:szCs w:val="20"/>
               </w:rPr>
-              <w:t xml:space="preserve">1.</w:t>
-            </w:r>
-            <w:r>
-              <w:rPr>
-                <w:rFonts w:ascii="Avenir Next" w:hAnsi="Avenir Next" w:cs="Avenir Next" w:eastAsia="Avenir Next"/>
-                <w:color w:val="1A1A1A"/>
-                <w:sz w:val="20"/>
-                <w:szCs w:val="20"/>
-              </w:rPr>
               <w:tab/>
             </w:r>
             <w:r>
               <w:rPr>
                 <w:rFonts w:ascii="Avenir Next" w:hAnsi="Avenir Next" w:cs="Avenir Next" w:eastAsia="Avenir Next"/>
                 <w:color w:val="1A1A1A"/>
-                <w:sz w:val="20"/>
+                <w:sz w:val="22"/>
                 <w:szCs w:val="20"/>
               </w:rPr>
               <w:t xml:space="preserve">Simplify.</w:t>
@@ -192,25 +193,25 @@
                       <w:rFonts w:ascii="Avenir Next" w:hAnsi="Avenir Next" w:cs="Avenir Next" w:eastAsia="Avenir Next"/>
                       <w:b/>
                       <w:color w:val="003A70"/>
+                      <w:sz w:val="22"/>
+                      <w:szCs w:val="20"/>
+                    </w:rPr>
+                    <w:t xml:space="preserve">a.</w:t>
+                  </w:r>
+                  <w:r>
+                    <w:rPr>
+                      <w:rFonts w:ascii="Avenir Next" w:hAnsi="Avenir Next" w:cs="Avenir Next" w:eastAsia="Avenir Next"/>
+                      <w:color w:val="1A1A1A"/>
                       <w:sz w:val="20"/>
                       <w:szCs w:val="20"/>
                     </w:rPr>
-                    <w:t xml:space="preserve">a.</w:t>
-                  </w:r>
-                  <w:r>
-                    <w:rPr>
-                      <w:rFonts w:ascii="Avenir Next" w:hAnsi="Avenir Next" w:cs="Avenir Next" w:eastAsia="Avenir Next"/>
-                      <w:color w:val="1A1A1A"/>
-                      <w:sz w:val="20"/>
-                      <w:szCs w:val="20"/>
-                    </w:rPr>
                     <w:tab/>
                   </w:r>
                   <w:r>
                     <w:rPr>
                       <w:rFonts w:ascii="Avenir Next" w:hAnsi="Avenir Next" w:cs="Avenir Next" w:eastAsia="Avenir Next"/>
                       <w:color w:val="1A1A1A"/>
-                      <w:sz w:val="20"/>
+                      <w:sz w:val="22"/>
                       <w:szCs w:val="20"/>
                     </w:rPr>
                     <w:t xml:space="preserve">4</w:t>
@@ -220,7 +221,7 @@
                       <w:rFonts w:ascii="Avenir Next" w:hAnsi="Avenir Next" w:cs="Avenir Next" w:eastAsia="Avenir Next"/>
                       <w:i/>
                       <w:color w:val="1A1A1A"/>
-                      <w:sz w:val="20"/>
+                      <w:sz w:val="22"/>
                       <w:szCs w:val="20"/>
                     </w:rPr>
                     <w:t xml:space="preserve">x</w:t>
@@ -229,7 +230,7 @@
                     <w:rPr>
                       <w:rFonts w:ascii="Avenir Next" w:hAnsi="Avenir Next" w:cs="Avenir Next" w:eastAsia="Avenir Next"/>
                       <w:color w:val="1A1A1A"/>
-                      <w:sz w:val="20"/>
+                      <w:sz w:val="22"/>
                       <w:szCs w:val="20"/>
                     </w:rPr>
                     <w:t xml:space="preserve"> + 9</w:t>
@@ -239,7 +240,7 @@
                       <w:rFonts w:ascii="Avenir Next" w:hAnsi="Avenir Next" w:cs="Avenir Next" w:eastAsia="Avenir Next"/>
                       <w:i/>
                       <w:color w:val="1A1A1A"/>
-                      <w:sz w:val="20"/>
+                      <w:sz w:val="22"/>
                       <w:szCs w:val="20"/>
                     </w:rPr>
                     <w:t xml:space="preserve">x</w:t>
@@ -248,7 +249,7 @@
                     <w:rPr>
                       <w:rFonts w:ascii="Avenir Next" w:hAnsi="Avenir Next" w:cs="Avenir Next" w:eastAsia="Avenir Next"/>
                       <w:color w:val="1A1A1A"/>
-                      <w:sz w:val="20"/>
+                      <w:sz w:val="22"/>
                       <w:szCs w:val="20"/>
                     </w:rPr>
                     <w:t xml:space="preserve"> =</w:t>
@@ -292,25 +293,25 @@
                       <w:rFonts w:ascii="Avenir Next" w:hAnsi="Avenir Next" w:cs="Avenir Next" w:eastAsia="Avenir Next"/>
                       <w:b/>
                       <w:color w:val="003A70"/>
+                      <w:sz w:val="22"/>
+                      <w:szCs w:val="20"/>
+                    </w:rPr>
+                    <w:t xml:space="preserve">b.</w:t>
+                  </w:r>
+                  <w:r>
+                    <w:rPr>
+                      <w:rFonts w:ascii="Avenir Next" w:hAnsi="Avenir Next" w:cs="Avenir Next" w:eastAsia="Avenir Next"/>
+                      <w:color w:val="1A1A1A"/>
                       <w:sz w:val="20"/>
                       <w:szCs w:val="20"/>
                     </w:rPr>
-                    <w:t xml:space="preserve">b.</w:t>
-                  </w:r>
-                  <w:r>
-                    <w:rPr>
-                      <w:rFonts w:ascii="Avenir Next" w:hAnsi="Avenir Next" w:cs="Avenir Next" w:eastAsia="Avenir Next"/>
-                      <w:color w:val="1A1A1A"/>
-                      <w:sz w:val="20"/>
-                      <w:szCs w:val="20"/>
-                    </w:rPr>
                     <w:tab/>
                   </w:r>
                   <w:r>
                     <w:rPr>
                       <w:rFonts w:ascii="Avenir Next" w:hAnsi="Avenir Next" w:cs="Avenir Next" w:eastAsia="Avenir Next"/>
                       <w:color w:val="1A1A1A"/>
-                      <w:sz w:val="20"/>
+                      <w:sz w:val="22"/>
                       <w:szCs w:val="20"/>
                     </w:rPr>
                     <w:t xml:space="preserve">3</w:t>
@@ -320,7 +321,7 @@
                       <w:rFonts w:ascii="Avenir Next" w:hAnsi="Avenir Next" w:cs="Avenir Next" w:eastAsia="Avenir Next"/>
                       <w:i/>
                       <w:color w:val="1A1A1A"/>
-                      <w:sz w:val="20"/>
+                      <w:sz w:val="22"/>
                       <w:szCs w:val="20"/>
                     </w:rPr>
                     <w:t xml:space="preserve">y</w:t>
@@ -329,7 +330,7 @@
                     <w:rPr>
                       <w:rFonts w:ascii="Avenir Next" w:hAnsi="Avenir Next" w:cs="Avenir Next" w:eastAsia="Avenir Next"/>
                       <w:color w:val="1A1A1A"/>
-                      <w:sz w:val="20"/>
+                      <w:sz w:val="22"/>
                       <w:szCs w:val="20"/>
                     </w:rPr>
                     <w:t xml:space="preserve"> + 5 + 2</w:t>
@@ -339,7 +340,7 @@
                       <w:rFonts w:ascii="Avenir Next" w:hAnsi="Avenir Next" w:cs="Avenir Next" w:eastAsia="Avenir Next"/>
                       <w:i/>
                       <w:color w:val="1A1A1A"/>
-                      <w:sz w:val="20"/>
+                      <w:sz w:val="22"/>
                       <w:szCs w:val="20"/>
                     </w:rPr>
                     <w:t xml:space="preserve">y</w:t>
@@ -348,7 +349,7 @@
                     <w:rPr>
                       <w:rFonts w:ascii="Avenir Next" w:hAnsi="Avenir Next" w:cs="Avenir Next" w:eastAsia="Avenir Next"/>
                       <w:color w:val="1A1A1A"/>
-                      <w:sz w:val="20"/>
+                      <w:sz w:val="22"/>
                       <w:szCs w:val="20"/>
                     </w:rPr>
                     <w:t xml:space="preserve"> =</w:t>
@@ -441,25 +442,25 @@
                 <w:rFonts w:ascii="Avenir Next" w:hAnsi="Avenir Next" w:cs="Avenir Next" w:eastAsia="Avenir Next"/>
                 <w:b/>
                 <w:color w:val="1A1A1A"/>
+                <w:sz w:val="22"/>
+                <w:szCs w:val="20"/>
+              </w:rPr>
+              <w:t xml:space="preserve">2.</w:t>
+            </w:r>
+            <w:r>
+              <w:rPr>
+                <w:rFonts w:ascii="Avenir Next" w:hAnsi="Avenir Next" w:cs="Avenir Next" w:eastAsia="Avenir Next"/>
+                <w:color w:val="1A1A1A"/>
                 <w:sz w:val="20"/>
                 <w:szCs w:val="20"/>
               </w:rPr>
-              <w:t xml:space="preserve">2.</w:t>
-            </w:r>
-            <w:r>
-              <w:rPr>
-                <w:rFonts w:ascii="Avenir Next" w:hAnsi="Avenir Next" w:cs="Avenir Next" w:eastAsia="Avenir Next"/>
-                <w:color w:val="1A1A1A"/>
-                <w:sz w:val="20"/>
-                <w:szCs w:val="20"/>
-              </w:rPr>
               <w:tab/>
             </w:r>
             <w:r>
               <w:rPr>
                 <w:rFonts w:ascii="Avenir Next" w:hAnsi="Avenir Next" w:cs="Avenir Next" w:eastAsia="Avenir Next"/>
                 <w:color w:val="1A1A1A"/>
-                <w:sz w:val="20"/>
+                <w:sz w:val="22"/>
                 <w:szCs w:val="20"/>
               </w:rPr>
               <w:t xml:space="preserve">Simplify 6</w:t>
@@ -469,7 +470,7 @@
                 <w:rFonts w:ascii="Avenir Next" w:hAnsi="Avenir Next" w:cs="Avenir Next" w:eastAsia="Avenir Next"/>
                 <w:i/>
                 <w:color w:val="1A1A1A"/>
-                <w:sz w:val="20"/>
+                <w:sz w:val="22"/>
                 <w:szCs w:val="20"/>
               </w:rPr>
               <w:t xml:space="preserve">k</w:t>
@@ -478,7 +479,7 @@
               <w:rPr>
                 <w:rFonts w:ascii="Avenir Next" w:hAnsi="Avenir Next" w:cs="Avenir Next" w:eastAsia="Avenir Next"/>
                 <w:color w:val="1A1A1A"/>
-                <w:sz w:val="20"/>
+                <w:sz w:val="22"/>
                 <w:szCs w:val="20"/>
               </w:rPr>
               <w:t xml:space="preserve"> + 10 + </w:t>
@@ -488,7 +489,7 @@
                 <w:rFonts w:ascii="Avenir Next" w:hAnsi="Avenir Next" w:cs="Avenir Next" w:eastAsia="Avenir Next"/>
                 <w:i/>
                 <w:color w:val="1A1A1A"/>
-                <w:sz w:val="20"/>
+                <w:sz w:val="22"/>
                 <w:szCs w:val="20"/>
               </w:rPr>
               <w:t xml:space="preserve">k</w:t>
@@ -497,7 +498,7 @@
               <w:rPr>
                 <w:rFonts w:ascii="Avenir Next" w:hAnsi="Avenir Next" w:cs="Avenir Next" w:eastAsia="Avenir Next"/>
                 <w:color w:val="1A1A1A"/>
-                <w:sz w:val="20"/>
+                <w:sz w:val="22"/>
                 <w:szCs w:val="20"/>
               </w:rPr>
               <w:t xml:space="preserve"> − 4.</w:t>
@@ -574,7 +575,7 @@
                 <w:rFonts w:ascii="Avenir Next" w:hAnsi="Avenir Next" w:cs="Avenir Next" w:eastAsia="Avenir Next"/>
                 <w:b/>
                 <w:color w:val="1A1A1A"/>
-                <w:sz w:val="18"/>
+                <w:sz w:val="22"/>
                 <w:szCs w:val="18"/>
               </w:rPr>
               <w:t xml:space="preserve">Simplified</w:t>
@@ -649,25 +650,25 @@
                 <w:rFonts w:ascii="Avenir Next" w:hAnsi="Avenir Next" w:cs="Avenir Next" w:eastAsia="Avenir Next"/>
                 <w:b/>
                 <w:color w:val="1A1A1A"/>
+                <w:sz w:val="22"/>
+                <w:szCs w:val="20"/>
+              </w:rPr>
+              <w:t xml:space="preserve">3.</w:t>
+            </w:r>
+            <w:r>
+              <w:rPr>
+                <w:rFonts w:ascii="Avenir Next" w:hAnsi="Avenir Next" w:cs="Avenir Next" w:eastAsia="Avenir Next"/>
+                <w:color w:val="1A1A1A"/>
                 <w:sz w:val="20"/>
                 <w:szCs w:val="20"/>
               </w:rPr>
-              <w:t xml:space="preserve">3.</w:t>
-            </w:r>
-            <w:r>
-              <w:rPr>
-                <w:rFonts w:ascii="Avenir Next" w:hAnsi="Avenir Next" w:cs="Avenir Next" w:eastAsia="Avenir Next"/>
-                <w:color w:val="1A1A1A"/>
-                <w:sz w:val="20"/>
-                <w:szCs w:val="20"/>
-              </w:rPr>
               <w:tab/>
             </w:r>
             <w:r>
               <w:rPr>
                 <w:rFonts w:ascii="Avenir Next" w:hAnsi="Avenir Next" w:cs="Avenir Next" w:eastAsia="Avenir Next"/>
                 <w:color w:val="1A1A1A"/>
-                <w:sz w:val="20"/>
+                <w:sz w:val="22"/>
                 <w:szCs w:val="20"/>
               </w:rPr>
               <w:t xml:space="preserve">Which expression is equivalent to 8</w:t>
@@ -677,7 +678,7 @@
                 <w:rFonts w:ascii="Avenir Next" w:hAnsi="Avenir Next" w:cs="Avenir Next" w:eastAsia="Avenir Next"/>
                 <w:i/>
                 <w:color w:val="1A1A1A"/>
-                <w:sz w:val="20"/>
+                <w:sz w:val="22"/>
                 <w:szCs w:val="20"/>
               </w:rPr>
               <w:t xml:space="preserve">n</w:t>
@@ -686,7 +687,7 @@
               <w:rPr>
                 <w:rFonts w:ascii="Avenir Next" w:hAnsi="Avenir Next" w:cs="Avenir Next" w:eastAsia="Avenir Next"/>
                 <w:color w:val="1A1A1A"/>
-                <w:sz w:val="20"/>
+                <w:sz w:val="22"/>
                 <w:szCs w:val="20"/>
               </w:rPr>
               <w:t xml:space="preserve"> + 2 + </w:t>
@@ -696,7 +697,7 @@
                 <w:rFonts w:ascii="Avenir Next" w:hAnsi="Avenir Next" w:cs="Avenir Next" w:eastAsia="Avenir Next"/>
                 <w:i/>
                 <w:color w:val="1A1A1A"/>
-                <w:sz w:val="20"/>
+                <w:sz w:val="22"/>
                 <w:szCs w:val="20"/>
               </w:rPr>
               <w:t xml:space="preserve">n</w:t>
@@ -705,7 +706,7 @@
               <w:rPr>
                 <w:rFonts w:ascii="Avenir Next" w:hAnsi="Avenir Next" w:cs="Avenir Next" w:eastAsia="Avenir Next"/>
                 <w:color w:val="1A1A1A"/>
-                <w:sz w:val="20"/>
+                <w:sz w:val="22"/>
                 <w:szCs w:val="20"/>
               </w:rPr>
               <w:t xml:space="preserve">?</w:t>
@@ -761,25 +762,25 @@
                       <w:rFonts w:ascii="Avenir Next" w:hAnsi="Avenir Next" w:cs="Avenir Next" w:eastAsia="Avenir Next"/>
                       <w:b/>
                       <w:color w:val="003A70"/>
+                      <w:sz w:val="22"/>
+                      <w:szCs w:val="19"/>
+                    </w:rPr>
+                    <w:t xml:space="preserve">A</w:t>
+                  </w:r>
+                  <w:r>
+                    <w:rPr>
+                      <w:rFonts w:ascii="Avenir Next" w:hAnsi="Avenir Next" w:cs="Avenir Next" w:eastAsia="Avenir Next"/>
+                      <w:color w:val="1A1A1A"/>
                       <w:sz w:val="19"/>
                       <w:szCs w:val="19"/>
                     </w:rPr>
-                    <w:t xml:space="preserve">A</w:t>
-                  </w:r>
-                  <w:r>
-                    <w:rPr>
-                      <w:rFonts w:ascii="Avenir Next" w:hAnsi="Avenir Next" w:cs="Avenir Next" w:eastAsia="Avenir Next"/>
-                      <w:color w:val="1A1A1A"/>
-                      <w:sz w:val="19"/>
-                      <w:szCs w:val="19"/>
-                    </w:rPr>
                     <w:tab/>
                   </w:r>
                   <w:r>
                     <w:rPr>
                       <w:rFonts w:ascii="Avenir Next" w:hAnsi="Avenir Next" w:cs="Avenir Next" w:eastAsia="Avenir Next"/>
                       <w:color w:val="1A1A1A"/>
-                      <w:sz w:val="19"/>
+                      <w:sz w:val="22"/>
                       <w:szCs w:val="19"/>
                     </w:rPr>
                     <w:t xml:space="preserve">9</w:t>
@@ -789,7 +790,7 @@
                       <w:rFonts w:ascii="Avenir Next" w:hAnsi="Avenir Next" w:cs="Avenir Next" w:eastAsia="Avenir Next"/>
                       <w:i/>
                       <w:color w:val="1A1A1A"/>
-                      <w:sz w:val="19"/>
+                      <w:sz w:val="22"/>
                       <w:szCs w:val="19"/>
                     </w:rPr>
                     <w:t xml:space="preserve">n</w:t>
@@ -798,7 +799,7 @@
                     <w:rPr>
                       <w:rFonts w:ascii="Avenir Next" w:hAnsi="Avenir Next" w:cs="Avenir Next" w:eastAsia="Avenir Next"/>
                       <w:color w:val="1A1A1A"/>
-                      <w:sz w:val="19"/>
+                      <w:sz w:val="22"/>
                       <w:szCs w:val="19"/>
                     </w:rPr>
                     <w:t xml:space="preserve"> + 2</w:t>
@@ -823,25 +824,25 @@
                       <w:rFonts w:ascii="Avenir Next" w:hAnsi="Avenir Next" w:cs="Avenir Next" w:eastAsia="Avenir Next"/>
                       <w:b/>
                       <w:color w:val="003A70"/>
+                      <w:sz w:val="22"/>
+                      <w:szCs w:val="19"/>
+                    </w:rPr>
+                    <w:t xml:space="preserve">B</w:t>
+                  </w:r>
+                  <w:r>
+                    <w:rPr>
+                      <w:rFonts w:ascii="Avenir Next" w:hAnsi="Avenir Next" w:cs="Avenir Next" w:eastAsia="Avenir Next"/>
+                      <w:color w:val="1A1A1A"/>
                       <w:sz w:val="19"/>
                       <w:szCs w:val="19"/>
                     </w:rPr>
-                    <w:t xml:space="preserve">B</w:t>
-                  </w:r>
-                  <w:r>
-                    <w:rPr>
-                      <w:rFonts w:ascii="Avenir Next" w:hAnsi="Avenir Next" w:cs="Avenir Next" w:eastAsia="Avenir Next"/>
-                      <w:color w:val="1A1A1A"/>
-                      <w:sz w:val="19"/>
-                      <w:szCs w:val="19"/>
-                    </w:rPr>
                     <w:tab/>
                   </w:r>
                   <w:r>
                     <w:rPr>
                       <w:rFonts w:ascii="Avenir Next" w:hAnsi="Avenir Next" w:cs="Avenir Next" w:eastAsia="Avenir Next"/>
                       <w:color w:val="1A1A1A"/>
-                      <w:sz w:val="19"/>
+                      <w:sz w:val="22"/>
                       <w:szCs w:val="19"/>
                     </w:rPr>
                     <w:t xml:space="preserve">11</w:t>
@@ -851,7 +852,7 @@
                       <w:rFonts w:ascii="Avenir Next" w:hAnsi="Avenir Next" w:cs="Avenir Next" w:eastAsia="Avenir Next"/>
                       <w:i/>
                       <w:color w:val="1A1A1A"/>
-                      <w:sz w:val="19"/>
+                      <w:sz w:val="22"/>
                       <w:szCs w:val="19"/>
                     </w:rPr>
                     <w:t xml:space="preserve">n</w:t>
@@ -876,25 +877,25 @@
                       <w:rFonts w:ascii="Avenir Next" w:hAnsi="Avenir Next" w:cs="Avenir Next" w:eastAsia="Avenir Next"/>
                       <w:b/>
                       <w:color w:val="003A70"/>
+                      <w:sz w:val="22"/>
+                      <w:szCs w:val="19"/>
+                    </w:rPr>
+                    <w:t xml:space="preserve">C</w:t>
+                  </w:r>
+                  <w:r>
+                    <w:rPr>
+                      <w:rFonts w:ascii="Avenir Next" w:hAnsi="Avenir Next" w:cs="Avenir Next" w:eastAsia="Avenir Next"/>
+                      <w:color w:val="1A1A1A"/>
                       <w:sz w:val="19"/>
                       <w:szCs w:val="19"/>
                     </w:rPr>
-                    <w:t xml:space="preserve">C</w:t>
-                  </w:r>
-                  <w:r>
-                    <w:rPr>
-                      <w:rFonts w:ascii="Avenir Next" w:hAnsi="Avenir Next" w:cs="Avenir Next" w:eastAsia="Avenir Next"/>
-                      <w:color w:val="1A1A1A"/>
-                      <w:sz w:val="19"/>
-                      <w:szCs w:val="19"/>
-                    </w:rPr>
                     <w:tab/>
                   </w:r>
                   <w:r>
                     <w:rPr>
                       <w:rFonts w:ascii="Avenir Next" w:hAnsi="Avenir Next" w:cs="Avenir Next" w:eastAsia="Avenir Next"/>
                       <w:color w:val="1A1A1A"/>
-                      <w:sz w:val="19"/>
+                      <w:sz w:val="22"/>
                       <w:szCs w:val="19"/>
                     </w:rPr>
                     <w:t xml:space="preserve">8</w:t>
@@ -904,7 +905,7 @@
                       <w:rFonts w:ascii="Avenir Next" w:hAnsi="Avenir Next" w:cs="Avenir Next" w:eastAsia="Avenir Next"/>
                       <w:i/>
                       <w:color w:val="1A1A1A"/>
-                      <w:sz w:val="19"/>
+                      <w:sz w:val="22"/>
                       <w:szCs w:val="19"/>
                     </w:rPr>
                     <w:t xml:space="preserve">n</w:t>
@@ -913,7 +914,7 @@
                     <w:rPr>
                       <w:rFonts w:ascii="Avenir Next" w:hAnsi="Avenir Next" w:cs="Avenir Next" w:eastAsia="Avenir Next"/>
                       <w:color w:val="1A1A1A"/>
-                      <w:sz w:val="19"/>
+                      <w:sz w:val="22"/>
                       <w:szCs w:val="19"/>
                     </w:rPr>
                     <w:t xml:space="preserve"> + 3</w:t>
@@ -938,25 +939,25 @@
                       <w:rFonts w:ascii="Avenir Next" w:hAnsi="Avenir Next" w:cs="Avenir Next" w:eastAsia="Avenir Next"/>
                       <w:b/>
                       <w:color w:val="003A70"/>
+                      <w:sz w:val="22"/>
+                      <w:szCs w:val="19"/>
+                    </w:rPr>
+                    <w:t xml:space="preserve">D</w:t>
+                  </w:r>
+                  <w:r>
+                    <w:rPr>
+                      <w:rFonts w:ascii="Avenir Next" w:hAnsi="Avenir Next" w:cs="Avenir Next" w:eastAsia="Avenir Next"/>
+                      <w:color w:val="1A1A1A"/>
                       <w:sz w:val="19"/>
                       <w:szCs w:val="19"/>
                     </w:rPr>
-                    <w:t xml:space="preserve">D</w:t>
-                  </w:r>
-                  <w:r>
-                    <w:rPr>
-                      <w:rFonts w:ascii="Avenir Next" w:hAnsi="Avenir Next" w:cs="Avenir Next" w:eastAsia="Avenir Next"/>
-                      <w:color w:val="1A1A1A"/>
-                      <w:sz w:val="19"/>
-                      <w:szCs w:val="19"/>
-                    </w:rPr>
                     <w:tab/>
                   </w:r>
                   <w:r>
                     <w:rPr>
                       <w:rFonts w:ascii="Avenir Next" w:hAnsi="Avenir Next" w:cs="Avenir Next" w:eastAsia="Avenir Next"/>
                       <w:color w:val="1A1A1A"/>
-                      <w:sz w:val="19"/>
+                      <w:sz w:val="22"/>
                       <w:szCs w:val="19"/>
                     </w:rPr>
                     <w:t xml:space="preserve">10</w:t>
@@ -966,7 +967,7 @@
                       <w:rFonts w:ascii="Avenir Next" w:hAnsi="Avenir Next" w:cs="Avenir Next" w:eastAsia="Avenir Next"/>
                       <w:i/>
                       <w:color w:val="1A1A1A"/>
-                      <w:sz w:val="19"/>
+                      <w:sz w:val="22"/>
                       <w:szCs w:val="19"/>
                     </w:rPr>
                     <w:t xml:space="preserve">n</w:t>
@@ -1016,7 +1017,7 @@
         <w:rPr>
           <w:rFonts w:ascii="Avenir Next" w:hAnsi="Avenir Next" w:cs="Avenir Next" w:eastAsia="Avenir Next"/>
           <w:color w:val="1A1A1A"/>
-          <w:sz w:val="17"/>
+          <w:sz w:val="22"/>
           <w:szCs w:val="17"/>
         </w:rPr>
         <w:t xml:space="preserve">  I got it</w:t>
@@ -1034,7 +1035,7 @@
         <w:rPr>
           <w:rFonts w:ascii="Avenir Next" w:hAnsi="Avenir Next" w:cs="Avenir Next" w:eastAsia="Avenir Next"/>
           <w:color w:val="1A1A1A"/>
-          <w:sz w:val="17"/>
+          <w:sz w:val="22"/>
           <w:szCs w:val="17"/>
         </w:rPr>
         <w:t xml:space="preserve">  Almost</w:t>
@@ -1052,7 +1053,7 @@
         <w:rPr>
           <w:rFonts w:ascii="Avenir Next" w:hAnsi="Avenir Next" w:cs="Avenir Next" w:eastAsia="Avenir Next"/>
           <w:color w:val="1A1A1A"/>
-          <w:sz w:val="17"/>
+          <w:sz w:val="22"/>
           <w:szCs w:val="17"/>
         </w:rPr>
         <w:t xml:space="preserve">  I need help</w:t>
@@ -1109,7 +1110,7 @@
         <w:rPr>
           <w:rFonts w:ascii="Avenir Next" w:hAnsi="Avenir Next" w:cs="Avenir Next" w:eastAsia="Avenir Next"/>
           <w:color w:val="1A1A1A"/>
-          <w:sz w:val="18"/>
+          <w:sz w:val="22"/>
           <w:szCs w:val="18"/>
         </w:rPr>
         <w:t xml:space="preserve">Name</w:t>
@@ -1194,25 +1195,25 @@
                 <w:rFonts w:ascii="Avenir Next" w:hAnsi="Avenir Next" w:cs="Avenir Next" w:eastAsia="Avenir Next"/>
                 <w:b/>
                 <w:color w:val="1A1A1A"/>
+                <w:sz w:val="22"/>
+                <w:szCs w:val="20"/>
+              </w:rPr>
+              <w:t xml:space="preserve">1.</w:t>
+            </w:r>
+            <w:r>
+              <w:rPr>
+                <w:rFonts w:ascii="Avenir Next" w:hAnsi="Avenir Next" w:cs="Avenir Next" w:eastAsia="Avenir Next"/>
+                <w:color w:val="1A1A1A"/>
                 <w:sz w:val="20"/>
                 <w:szCs w:val="20"/>
               </w:rPr>
-              <w:t xml:space="preserve">1.</w:t>
-            </w:r>
-            <w:r>
-              <w:rPr>
-                <w:rFonts w:ascii="Avenir Next" w:hAnsi="Avenir Next" w:cs="Avenir Next" w:eastAsia="Avenir Next"/>
-                <w:color w:val="1A1A1A"/>
-                <w:sz w:val="20"/>
-                <w:szCs w:val="20"/>
-              </w:rPr>
               <w:tab/>
             </w:r>
             <w:r>
               <w:rPr>
                 <w:rFonts w:ascii="Avenir Next" w:hAnsi="Avenir Next" w:cs="Avenir Next" w:eastAsia="Avenir Next"/>
                 <w:color w:val="1A1A1A"/>
-                <w:sz w:val="20"/>
+                <w:sz w:val="22"/>
                 <w:szCs w:val="20"/>
               </w:rPr>
               <w:t xml:space="preserve">Simplify.</w:t>
@@ -1267,25 +1268,25 @@
                       <w:rFonts w:ascii="Avenir Next" w:hAnsi="Avenir Next" w:cs="Avenir Next" w:eastAsia="Avenir Next"/>
                       <w:b/>
                       <w:color w:val="003A70"/>
+                      <w:sz w:val="22"/>
+                      <w:szCs w:val="20"/>
+                    </w:rPr>
+                    <w:t xml:space="preserve">a.</w:t>
+                  </w:r>
+                  <w:r>
+                    <w:rPr>
+                      <w:rFonts w:ascii="Avenir Next" w:hAnsi="Avenir Next" w:cs="Avenir Next" w:eastAsia="Avenir Next"/>
+                      <w:color w:val="1A1A1A"/>
                       <w:sz w:val="20"/>
                       <w:szCs w:val="20"/>
                     </w:rPr>
-                    <w:t xml:space="preserve">a.</w:t>
-                  </w:r>
-                  <w:r>
-                    <w:rPr>
-                      <w:rFonts w:ascii="Avenir Next" w:hAnsi="Avenir Next" w:cs="Avenir Next" w:eastAsia="Avenir Next"/>
-                      <w:color w:val="1A1A1A"/>
-                      <w:sz w:val="20"/>
-                      <w:szCs w:val="20"/>
-                    </w:rPr>
                     <w:tab/>
                   </w:r>
                   <w:r>
                     <w:rPr>
                       <w:rFonts w:ascii="Avenir Next" w:hAnsi="Avenir Next" w:cs="Avenir Next" w:eastAsia="Avenir Next"/>
                       <w:color w:val="1A1A1A"/>
-                      <w:sz w:val="20"/>
+                      <w:sz w:val="22"/>
                       <w:szCs w:val="20"/>
                     </w:rPr>
                     <w:t xml:space="preserve">4</w:t>
@@ -1295,7 +1296,7 @@
                       <w:rFonts w:ascii="Avenir Next" w:hAnsi="Avenir Next" w:cs="Avenir Next" w:eastAsia="Avenir Next"/>
                       <w:i/>
                       <w:color w:val="1A1A1A"/>
-                      <w:sz w:val="20"/>
+                      <w:sz w:val="22"/>
                       <w:szCs w:val="20"/>
                     </w:rPr>
                     <w:t xml:space="preserve">x</w:t>
@@ -1304,7 +1305,7 @@
                     <w:rPr>
                       <w:rFonts w:ascii="Avenir Next" w:hAnsi="Avenir Next" w:cs="Avenir Next" w:eastAsia="Avenir Next"/>
                       <w:color w:val="1A1A1A"/>
-                      <w:sz w:val="20"/>
+                      <w:sz w:val="22"/>
                       <w:szCs w:val="20"/>
                     </w:rPr>
                     <w:t xml:space="preserve"> + 9</w:t>
@@ -1314,7 +1315,7 @@
                       <w:rFonts w:ascii="Avenir Next" w:hAnsi="Avenir Next" w:cs="Avenir Next" w:eastAsia="Avenir Next"/>
                       <w:i/>
                       <w:color w:val="1A1A1A"/>
-                      <w:sz w:val="20"/>
+                      <w:sz w:val="22"/>
                       <w:szCs w:val="20"/>
                     </w:rPr>
                     <w:t xml:space="preserve">x</w:t>
@@ -1323,7 +1324,7 @@
                     <w:rPr>
                       <w:rFonts w:ascii="Avenir Next" w:hAnsi="Avenir Next" w:cs="Avenir Next" w:eastAsia="Avenir Next"/>
                       <w:color w:val="1A1A1A"/>
-                      <w:sz w:val="20"/>
+                      <w:sz w:val="22"/>
                       <w:szCs w:val="20"/>
                     </w:rPr>
                     <w:t xml:space="preserve"> =</w:t>
@@ -1367,25 +1368,25 @@
                       <w:rFonts w:ascii="Avenir Next" w:hAnsi="Avenir Next" w:cs="Avenir Next" w:eastAsia="Avenir Next"/>
                       <w:b/>
                       <w:color w:val="003A70"/>
+                      <w:sz w:val="22"/>
+                      <w:szCs w:val="20"/>
+                    </w:rPr>
+                    <w:t xml:space="preserve">b.</w:t>
+                  </w:r>
+                  <w:r>
+                    <w:rPr>
+                      <w:rFonts w:ascii="Avenir Next" w:hAnsi="Avenir Next" w:cs="Avenir Next" w:eastAsia="Avenir Next"/>
+                      <w:color w:val="1A1A1A"/>
                       <w:sz w:val="20"/>
                       <w:szCs w:val="20"/>
                     </w:rPr>
-                    <w:t xml:space="preserve">b.</w:t>
-                  </w:r>
-                  <w:r>
-                    <w:rPr>
-                      <w:rFonts w:ascii="Avenir Next" w:hAnsi="Avenir Next" w:cs="Avenir Next" w:eastAsia="Avenir Next"/>
-                      <w:color w:val="1A1A1A"/>
-                      <w:sz w:val="20"/>
-                      <w:szCs w:val="20"/>
-                    </w:rPr>
                     <w:tab/>
                   </w:r>
                   <w:r>
                     <w:rPr>
                       <w:rFonts w:ascii="Avenir Next" w:hAnsi="Avenir Next" w:cs="Avenir Next" w:eastAsia="Avenir Next"/>
                       <w:color w:val="1A1A1A"/>
-                      <w:sz w:val="20"/>
+                      <w:sz w:val="22"/>
                       <w:szCs w:val="20"/>
                     </w:rPr>
                     <w:t xml:space="preserve">3</w:t>
@@ -1395,7 +1396,7 @@
                       <w:rFonts w:ascii="Avenir Next" w:hAnsi="Avenir Next" w:cs="Avenir Next" w:eastAsia="Avenir Next"/>
                       <w:i/>
                       <w:color w:val="1A1A1A"/>
-                      <w:sz w:val="20"/>
+                      <w:sz w:val="22"/>
                       <w:szCs w:val="20"/>
                     </w:rPr>
                     <w:t xml:space="preserve">y</w:t>
@@ -1404,7 +1405,7 @@
                     <w:rPr>
                       <w:rFonts w:ascii="Avenir Next" w:hAnsi="Avenir Next" w:cs="Avenir Next" w:eastAsia="Avenir Next"/>
                       <w:color w:val="1A1A1A"/>
-                      <w:sz w:val="20"/>
+                      <w:sz w:val="22"/>
                       <w:szCs w:val="20"/>
                     </w:rPr>
                     <w:t xml:space="preserve"> + 5 + 2</w:t>
@@ -1414,7 +1415,7 @@
                       <w:rFonts w:ascii="Avenir Next" w:hAnsi="Avenir Next" w:cs="Avenir Next" w:eastAsia="Avenir Next"/>
                       <w:i/>
                       <w:color w:val="1A1A1A"/>
-                      <w:sz w:val="20"/>
+                      <w:sz w:val="22"/>
                       <w:szCs w:val="20"/>
                     </w:rPr>
                     <w:t xml:space="preserve">y</w:t>
@@ -1423,7 +1424,7 @@
                     <w:rPr>
                       <w:rFonts w:ascii="Avenir Next" w:hAnsi="Avenir Next" w:cs="Avenir Next" w:eastAsia="Avenir Next"/>
                       <w:color w:val="1A1A1A"/>
-                      <w:sz w:val="20"/>
+                      <w:sz w:val="22"/>
                       <w:szCs w:val="20"/>
                     </w:rPr>
                     <w:t xml:space="preserve"> =</w:t>
@@ -1516,25 +1517,25 @@
                 <w:rFonts w:ascii="Avenir Next" w:hAnsi="Avenir Next" w:cs="Avenir Next" w:eastAsia="Avenir Next"/>
                 <w:b/>
                 <w:color w:val="1A1A1A"/>
+                <w:sz w:val="22"/>
+                <w:szCs w:val="20"/>
+              </w:rPr>
+              <w:t xml:space="preserve">2.</w:t>
+            </w:r>
+            <w:r>
+              <w:rPr>
+                <w:rFonts w:ascii="Avenir Next" w:hAnsi="Avenir Next" w:cs="Avenir Next" w:eastAsia="Avenir Next"/>
+                <w:color w:val="1A1A1A"/>
                 <w:sz w:val="20"/>
                 <w:szCs w:val="20"/>
               </w:rPr>
-              <w:t xml:space="preserve">2.</w:t>
-            </w:r>
-            <w:r>
-              <w:rPr>
-                <w:rFonts w:ascii="Avenir Next" w:hAnsi="Avenir Next" w:cs="Avenir Next" w:eastAsia="Avenir Next"/>
-                <w:color w:val="1A1A1A"/>
-                <w:sz w:val="20"/>
-                <w:szCs w:val="20"/>
-              </w:rPr>
               <w:tab/>
             </w:r>
             <w:r>
               <w:rPr>
                 <w:rFonts w:ascii="Avenir Next" w:hAnsi="Avenir Next" w:cs="Avenir Next" w:eastAsia="Avenir Next"/>
                 <w:color w:val="1A1A1A"/>
-                <w:sz w:val="20"/>
+                <w:sz w:val="22"/>
                 <w:szCs w:val="20"/>
               </w:rPr>
               <w:t xml:space="preserve">Simplify 6</w:t>
@@ -1544,7 +1545,7 @@
                 <w:rFonts w:ascii="Avenir Next" w:hAnsi="Avenir Next" w:cs="Avenir Next" w:eastAsia="Avenir Next"/>
                 <w:i/>
                 <w:color w:val="1A1A1A"/>
-                <w:sz w:val="20"/>
+                <w:sz w:val="22"/>
                 <w:szCs w:val="20"/>
               </w:rPr>
               <w:t xml:space="preserve">k</w:t>
@@ -1553,7 +1554,7 @@
               <w:rPr>
                 <w:rFonts w:ascii="Avenir Next" w:hAnsi="Avenir Next" w:cs="Avenir Next" w:eastAsia="Avenir Next"/>
                 <w:color w:val="1A1A1A"/>
-                <w:sz w:val="20"/>
+                <w:sz w:val="22"/>
                 <w:szCs w:val="20"/>
               </w:rPr>
               <w:t xml:space="preserve"> + 10 + </w:t>
@@ -1563,7 +1564,7 @@
                 <w:rFonts w:ascii="Avenir Next" w:hAnsi="Avenir Next" w:cs="Avenir Next" w:eastAsia="Avenir Next"/>
                 <w:i/>
                 <w:color w:val="1A1A1A"/>
-                <w:sz w:val="20"/>
+                <w:sz w:val="22"/>
                 <w:szCs w:val="20"/>
               </w:rPr>
               <w:t xml:space="preserve">k</w:t>
@@ -1572,7 +1573,7 @@
               <w:rPr>
                 <w:rFonts w:ascii="Avenir Next" w:hAnsi="Avenir Next" w:cs="Avenir Next" w:eastAsia="Avenir Next"/>
                 <w:color w:val="1A1A1A"/>
-                <w:sz w:val="20"/>
+                <w:sz w:val="22"/>
                 <w:szCs w:val="20"/>
               </w:rPr>
               <w:t xml:space="preserve"> − 4.</w:t>
@@ -1649,7 +1650,7 @@
                 <w:rFonts w:ascii="Avenir Next" w:hAnsi="Avenir Next" w:cs="Avenir Next" w:eastAsia="Avenir Next"/>
                 <w:b/>
                 <w:color w:val="1A1A1A"/>
-                <w:sz w:val="18"/>
+                <w:sz w:val="22"/>
                 <w:szCs w:val="18"/>
               </w:rPr>
               <w:t xml:space="preserve">Simplified</w:t>
@@ -1724,25 +1725,25 @@
                 <w:rFonts w:ascii="Avenir Next" w:hAnsi="Avenir Next" w:cs="Avenir Next" w:eastAsia="Avenir Next"/>
                 <w:b/>
                 <w:color w:val="1A1A1A"/>
+                <w:sz w:val="22"/>
+                <w:szCs w:val="20"/>
+              </w:rPr>
+              <w:t xml:space="preserve">3.</w:t>
+            </w:r>
+            <w:r>
+              <w:rPr>
+                <w:rFonts w:ascii="Avenir Next" w:hAnsi="Avenir Next" w:cs="Avenir Next" w:eastAsia="Avenir Next"/>
+                <w:color w:val="1A1A1A"/>
                 <w:sz w:val="20"/>
                 <w:szCs w:val="20"/>
               </w:rPr>
-              <w:t xml:space="preserve">3.</w:t>
-            </w:r>
-            <w:r>
-              <w:rPr>
-                <w:rFonts w:ascii="Avenir Next" w:hAnsi="Avenir Next" w:cs="Avenir Next" w:eastAsia="Avenir Next"/>
-                <w:color w:val="1A1A1A"/>
-                <w:sz w:val="20"/>
-                <w:szCs w:val="20"/>
-              </w:rPr>
               <w:tab/>
             </w:r>
             <w:r>
               <w:rPr>
                 <w:rFonts w:ascii="Avenir Next" w:hAnsi="Avenir Next" w:cs="Avenir Next" w:eastAsia="Avenir Next"/>
                 <w:color w:val="1A1A1A"/>
-                <w:sz w:val="20"/>
+                <w:sz w:val="22"/>
                 <w:szCs w:val="20"/>
               </w:rPr>
               <w:t xml:space="preserve">Which expression is equivalent to 8</w:t>
@@ -1752,7 +1753,7 @@
                 <w:rFonts w:ascii="Avenir Next" w:hAnsi="Avenir Next" w:cs="Avenir Next" w:eastAsia="Avenir Next"/>
                 <w:i/>
                 <w:color w:val="1A1A1A"/>
-                <w:sz w:val="20"/>
+                <w:sz w:val="22"/>
                 <w:szCs w:val="20"/>
               </w:rPr>
               <w:t xml:space="preserve">n</w:t>
@@ -1761,7 +1762,7 @@
               <w:rPr>
                 <w:rFonts w:ascii="Avenir Next" w:hAnsi="Avenir Next" w:cs="Avenir Next" w:eastAsia="Avenir Next"/>
                 <w:color w:val="1A1A1A"/>
-                <w:sz w:val="20"/>
+                <w:sz w:val="22"/>
                 <w:szCs w:val="20"/>
               </w:rPr>
               <w:t xml:space="preserve"> + 2 + </w:t>
@@ -1771,7 +1772,7 @@
                 <w:rFonts w:ascii="Avenir Next" w:hAnsi="Avenir Next" w:cs="Avenir Next" w:eastAsia="Avenir Next"/>
                 <w:i/>
                 <w:color w:val="1A1A1A"/>
-                <w:sz w:val="20"/>
+                <w:sz w:val="22"/>
                 <w:szCs w:val="20"/>
               </w:rPr>
               <w:t xml:space="preserve">n</w:t>
@@ -1780,7 +1781,7 @@
               <w:rPr>
                 <w:rFonts w:ascii="Avenir Next" w:hAnsi="Avenir Next" w:cs="Avenir Next" w:eastAsia="Avenir Next"/>
                 <w:color w:val="1A1A1A"/>
-                <w:sz w:val="20"/>
+                <w:sz w:val="22"/>
                 <w:szCs w:val="20"/>
               </w:rPr>
               <w:t xml:space="preserve">?</w:t>
@@ -1836,25 +1837,25 @@
                       <w:rFonts w:ascii="Avenir Next" w:hAnsi="Avenir Next" w:cs="Avenir Next" w:eastAsia="Avenir Next"/>
                       <w:b/>
                       <w:color w:val="003A70"/>
+                      <w:sz w:val="22"/>
+                      <w:szCs w:val="19"/>
+                    </w:rPr>
+                    <w:t xml:space="preserve">A</w:t>
+                  </w:r>
+                  <w:r>
+                    <w:rPr>
+                      <w:rFonts w:ascii="Avenir Next" w:hAnsi="Avenir Next" w:cs="Avenir Next" w:eastAsia="Avenir Next"/>
+                      <w:color w:val="1A1A1A"/>
                       <w:sz w:val="19"/>
                       <w:szCs w:val="19"/>
                     </w:rPr>
-                    <w:t xml:space="preserve">A</w:t>
-                  </w:r>
-                  <w:r>
-                    <w:rPr>
-                      <w:rFonts w:ascii="Avenir Next" w:hAnsi="Avenir Next" w:cs="Avenir Next" w:eastAsia="Avenir Next"/>
-                      <w:color w:val="1A1A1A"/>
-                      <w:sz w:val="19"/>
-                      <w:szCs w:val="19"/>
-                    </w:rPr>
                     <w:tab/>
                   </w:r>
                   <w:r>
                     <w:rPr>
                       <w:rFonts w:ascii="Avenir Next" w:hAnsi="Avenir Next" w:cs="Avenir Next" w:eastAsia="Avenir Next"/>
                       <w:color w:val="1A1A1A"/>
-                      <w:sz w:val="19"/>
+                      <w:sz w:val="22"/>
                       <w:szCs w:val="19"/>
                     </w:rPr>
                     <w:t xml:space="preserve">9</w:t>
@@ -1864,7 +1865,7 @@
                       <w:rFonts w:ascii="Avenir Next" w:hAnsi="Avenir Next" w:cs="Avenir Next" w:eastAsia="Avenir Next"/>
                       <w:i/>
                       <w:color w:val="1A1A1A"/>
-                      <w:sz w:val="19"/>
+                      <w:sz w:val="22"/>
                       <w:szCs w:val="19"/>
                     </w:rPr>
                     <w:t xml:space="preserve">n</w:t>
@@ -1873,7 +1874,7 @@
                     <w:rPr>
                       <w:rFonts w:ascii="Avenir Next" w:hAnsi="Avenir Next" w:cs="Avenir Next" w:eastAsia="Avenir Next"/>
                       <w:color w:val="1A1A1A"/>
-                      <w:sz w:val="19"/>
+                      <w:sz w:val="22"/>
                       <w:szCs w:val="19"/>
                     </w:rPr>
                     <w:t xml:space="preserve"> + 2</w:t>
@@ -1898,25 +1899,25 @@
                       <w:rFonts w:ascii="Avenir Next" w:hAnsi="Avenir Next" w:cs="Avenir Next" w:eastAsia="Avenir Next"/>
                       <w:b/>
                       <w:color w:val="003A70"/>
+                      <w:sz w:val="22"/>
+                      <w:szCs w:val="19"/>
+                    </w:rPr>
+                    <w:t xml:space="preserve">B</w:t>
+                  </w:r>
+                  <w:r>
+                    <w:rPr>
+                      <w:rFonts w:ascii="Avenir Next" w:hAnsi="Avenir Next" w:cs="Avenir Next" w:eastAsia="Avenir Next"/>
+                      <w:color w:val="1A1A1A"/>
                       <w:sz w:val="19"/>
                       <w:szCs w:val="19"/>
                     </w:rPr>
-                    <w:t xml:space="preserve">B</w:t>
-                  </w:r>
-                  <w:r>
-                    <w:rPr>
-                      <w:rFonts w:ascii="Avenir Next" w:hAnsi="Avenir Next" w:cs="Avenir Next" w:eastAsia="Avenir Next"/>
-                      <w:color w:val="1A1A1A"/>
-                      <w:sz w:val="19"/>
-                      <w:szCs w:val="19"/>
-                    </w:rPr>
                     <w:tab/>
                   </w:r>
                   <w:r>
                     <w:rPr>
                       <w:rFonts w:ascii="Avenir Next" w:hAnsi="Avenir Next" w:cs="Avenir Next" w:eastAsia="Avenir Next"/>
                       <w:color w:val="1A1A1A"/>
-                      <w:sz w:val="19"/>
+                      <w:sz w:val="22"/>
                       <w:szCs w:val="19"/>
                     </w:rPr>
                     <w:t xml:space="preserve">11</w:t>
@@ -1926,7 +1927,7 @@
                       <w:rFonts w:ascii="Avenir Next" w:hAnsi="Avenir Next" w:cs="Avenir Next" w:eastAsia="Avenir Next"/>
                       <w:i/>
                       <w:color w:val="1A1A1A"/>
-                      <w:sz w:val="19"/>
+                      <w:sz w:val="22"/>
                       <w:szCs w:val="19"/>
                     </w:rPr>
                     <w:t xml:space="preserve">n</w:t>
@@ -1951,25 +1952,25 @@
                       <w:rFonts w:ascii="Avenir Next" w:hAnsi="Avenir Next" w:cs="Avenir Next" w:eastAsia="Avenir Next"/>
                       <w:b/>
                       <w:color w:val="003A70"/>
+                      <w:sz w:val="22"/>
+                      <w:szCs w:val="19"/>
+                    </w:rPr>
+                    <w:t xml:space="preserve">C</w:t>
+                  </w:r>
+                  <w:r>
+                    <w:rPr>
+                      <w:rFonts w:ascii="Avenir Next" w:hAnsi="Avenir Next" w:cs="Avenir Next" w:eastAsia="Avenir Next"/>
+                      <w:color w:val="1A1A1A"/>
                       <w:sz w:val="19"/>
                       <w:szCs w:val="19"/>
                     </w:rPr>
-                    <w:t xml:space="preserve">C</w:t>
-                  </w:r>
-                  <w:r>
-                    <w:rPr>
-                      <w:rFonts w:ascii="Avenir Next" w:hAnsi="Avenir Next" w:cs="Avenir Next" w:eastAsia="Avenir Next"/>
-                      <w:color w:val="1A1A1A"/>
-                      <w:sz w:val="19"/>
-                      <w:szCs w:val="19"/>
-                    </w:rPr>
                     <w:tab/>
                   </w:r>
                   <w:r>
                     <w:rPr>
                       <w:rFonts w:ascii="Avenir Next" w:hAnsi="Avenir Next" w:cs="Avenir Next" w:eastAsia="Avenir Next"/>
                       <w:color w:val="1A1A1A"/>
-                      <w:sz w:val="19"/>
+                      <w:sz w:val="22"/>
                       <w:szCs w:val="19"/>
                     </w:rPr>
                     <w:t xml:space="preserve">8</w:t>
@@ -1979,7 +1980,7 @@
                       <w:rFonts w:ascii="Avenir Next" w:hAnsi="Avenir Next" w:cs="Avenir Next" w:eastAsia="Avenir Next"/>
                       <w:i/>
                       <w:color w:val="1A1A1A"/>
-                      <w:sz w:val="19"/>
+                      <w:sz w:val="22"/>
                       <w:szCs w:val="19"/>
                     </w:rPr>
                     <w:t xml:space="preserve">n</w:t>
@@ -1988,7 +1989,7 @@
                     <w:rPr>
                       <w:rFonts w:ascii="Avenir Next" w:hAnsi="Avenir Next" w:cs="Avenir Next" w:eastAsia="Avenir Next"/>
                       <w:color w:val="1A1A1A"/>
-                      <w:sz w:val="19"/>
+                      <w:sz w:val="22"/>
                       <w:szCs w:val="19"/>
                     </w:rPr>
                     <w:t xml:space="preserve"> + 3</w:t>
@@ -2013,25 +2014,25 @@
                       <w:rFonts w:ascii="Avenir Next" w:hAnsi="Avenir Next" w:cs="Avenir Next" w:eastAsia="Avenir Next"/>
                       <w:b/>
                       <w:color w:val="003A70"/>
+                      <w:sz w:val="22"/>
+                      <w:szCs w:val="19"/>
+                    </w:rPr>
+                    <w:t xml:space="preserve">D</w:t>
+                  </w:r>
+                  <w:r>
+                    <w:rPr>
+                      <w:rFonts w:ascii="Avenir Next" w:hAnsi="Avenir Next" w:cs="Avenir Next" w:eastAsia="Avenir Next"/>
+                      <w:color w:val="1A1A1A"/>
                       <w:sz w:val="19"/>
                       <w:szCs w:val="19"/>
                     </w:rPr>
-                    <w:t xml:space="preserve">D</w:t>
-                  </w:r>
-                  <w:r>
-                    <w:rPr>
-                      <w:rFonts w:ascii="Avenir Next" w:hAnsi="Avenir Next" w:cs="Avenir Next" w:eastAsia="Avenir Next"/>
-                      <w:color w:val="1A1A1A"/>
-                      <w:sz w:val="19"/>
-                      <w:szCs w:val="19"/>
-                    </w:rPr>
                     <w:tab/>
                   </w:r>
                   <w:r>
                     <w:rPr>
                       <w:rFonts w:ascii="Avenir Next" w:hAnsi="Avenir Next" w:cs="Avenir Next" w:eastAsia="Avenir Next"/>
                       <w:color w:val="1A1A1A"/>
-                      <w:sz w:val="19"/>
+                      <w:sz w:val="22"/>
                       <w:szCs w:val="19"/>
                     </w:rPr>
                     <w:t xml:space="preserve">10</w:t>
@@ -2041,7 +2042,7 @@
                       <w:rFonts w:ascii="Avenir Next" w:hAnsi="Avenir Next" w:cs="Avenir Next" w:eastAsia="Avenir Next"/>
                       <w:i/>
                       <w:color w:val="1A1A1A"/>
-                      <w:sz w:val="19"/>
+                      <w:sz w:val="22"/>
                       <w:szCs w:val="19"/>
                     </w:rPr>
                     <w:t xml:space="preserve">n</w:t>
@@ -2091,7 +2092,7 @@
         <w:rPr>
           <w:rFonts w:ascii="Avenir Next" w:hAnsi="Avenir Next" w:cs="Avenir Next" w:eastAsia="Avenir Next"/>
           <w:color w:val="1A1A1A"/>
-          <w:sz w:val="17"/>
+          <w:sz w:val="22"/>
           <w:szCs w:val="17"/>
         </w:rPr>
         <w:t xml:space="preserve">  I got it</w:t>
@@ -2109,7 +2110,7 @@
         <w:rPr>
           <w:rFonts w:ascii="Avenir Next" w:hAnsi="Avenir Next" w:cs="Avenir Next" w:eastAsia="Avenir Next"/>
           <w:color w:val="1A1A1A"/>
-          <w:sz w:val="17"/>
+          <w:sz w:val="22"/>
           <w:szCs w:val="17"/>
         </w:rPr>
         <w:t xml:space="preserve">  Almost</w:t>
@@ -2127,7 +2128,7 @@
         <w:rPr>
           <w:rFonts w:ascii="Avenir Next" w:hAnsi="Avenir Next" w:cs="Avenir Next" w:eastAsia="Avenir Next"/>
           <w:color w:val="1A1A1A"/>
-          <w:sz w:val="17"/>
+          <w:sz w:val="22"/>
           <w:szCs w:val="17"/>
         </w:rPr>
         <w:t xml:space="preserve">  I need help</w:t>
@@ -2166,7 +2167,7 @@
         <w:rPr>
           <w:rFonts w:ascii="Avenir Next" w:hAnsi="Avenir Next" w:cs="Avenir Next" w:eastAsia="Avenir Next"/>
           <w:color w:val="1A1A1A"/>
-          <w:sz w:val="18"/>
+          <w:sz w:val="22"/>
           <w:szCs w:val="18"/>
         </w:rPr>
         <w:t xml:space="preserve">Name</w:t>
@@ -2251,25 +2252,25 @@
                 <w:rFonts w:ascii="Avenir Next" w:hAnsi="Avenir Next" w:cs="Avenir Next" w:eastAsia="Avenir Next"/>
                 <w:b/>
                 <w:color w:val="1A1A1A"/>
+                <w:sz w:val="22"/>
+                <w:szCs w:val="20"/>
+              </w:rPr>
+              <w:t xml:space="preserve">1.</w:t>
+            </w:r>
+            <w:r>
+              <w:rPr>
+                <w:rFonts w:ascii="Avenir Next" w:hAnsi="Avenir Next" w:cs="Avenir Next" w:eastAsia="Avenir Next"/>
+                <w:color w:val="1A1A1A"/>
                 <w:sz w:val="20"/>
                 <w:szCs w:val="20"/>
               </w:rPr>
-              <w:t xml:space="preserve">1.</w:t>
-            </w:r>
-            <w:r>
-              <w:rPr>
-                <w:rFonts w:ascii="Avenir Next" w:hAnsi="Avenir Next" w:cs="Avenir Next" w:eastAsia="Avenir Next"/>
-                <w:color w:val="1A1A1A"/>
-                <w:sz w:val="20"/>
-                <w:szCs w:val="20"/>
-              </w:rPr>
               <w:tab/>
             </w:r>
             <w:r>
               <w:rPr>
                 <w:rFonts w:ascii="Avenir Next" w:hAnsi="Avenir Next" w:cs="Avenir Next" w:eastAsia="Avenir Next"/>
                 <w:color w:val="1A1A1A"/>
-                <w:sz w:val="20"/>
+                <w:sz w:val="22"/>
                 <w:szCs w:val="20"/>
               </w:rPr>
               <w:t xml:space="preserve">Evaluate when </w:t>
@@ -2279,7 +2280,7 @@
                 <w:rFonts w:ascii="Avenir Next" w:hAnsi="Avenir Next" w:cs="Avenir Next" w:eastAsia="Avenir Next"/>
                 <w:i/>
                 <w:color w:val="1A1A1A"/>
-                <w:sz w:val="20"/>
+                <w:sz w:val="22"/>
                 <w:szCs w:val="20"/>
               </w:rPr>
               <w:t xml:space="preserve">x</w:t>
@@ -2288,7 +2289,7 @@
               <w:rPr>
                 <w:rFonts w:ascii="Avenir Next" w:hAnsi="Avenir Next" w:cs="Avenir Next" w:eastAsia="Avenir Next"/>
                 <w:color w:val="1A1A1A"/>
-                <w:sz w:val="20"/>
+                <w:sz w:val="22"/>
                 <w:szCs w:val="20"/>
               </w:rPr>
               <w:t xml:space="preserve"> = 2.</w:t>
@@ -2343,25 +2344,25 @@
                       <w:rFonts w:ascii="Avenir Next" w:hAnsi="Avenir Next" w:cs="Avenir Next" w:eastAsia="Avenir Next"/>
                       <w:b/>
                       <w:color w:val="003A70"/>
+                      <w:sz w:val="22"/>
+                      <w:szCs w:val="20"/>
+                    </w:rPr>
+                    <w:t xml:space="preserve">a.</w:t>
+                  </w:r>
+                  <w:r>
+                    <w:rPr>
+                      <w:rFonts w:ascii="Avenir Next" w:hAnsi="Avenir Next" w:cs="Avenir Next" w:eastAsia="Avenir Next"/>
+                      <w:color w:val="1A1A1A"/>
                       <w:sz w:val="20"/>
                       <w:szCs w:val="20"/>
                     </w:rPr>
-                    <w:t xml:space="preserve">a.</w:t>
-                  </w:r>
-                  <w:r>
-                    <w:rPr>
-                      <w:rFonts w:ascii="Avenir Next" w:hAnsi="Avenir Next" w:cs="Avenir Next" w:eastAsia="Avenir Next"/>
-                      <w:color w:val="1A1A1A"/>
-                      <w:sz w:val="20"/>
-                      <w:szCs w:val="20"/>
-                    </w:rPr>
                     <w:tab/>
                   </w:r>
                   <w:r>
                     <w:rPr>
                       <w:rFonts w:ascii="Avenir Next" w:hAnsi="Avenir Next" w:cs="Avenir Next" w:eastAsia="Avenir Next"/>
                       <w:color w:val="1A1A1A"/>
-                      <w:sz w:val="20"/>
+                      <w:sz w:val="22"/>
                       <w:szCs w:val="20"/>
                     </w:rPr>
                     <w:t xml:space="preserve">4(</w:t>
@@ -2371,7 +2372,7 @@
                       <w:rFonts w:ascii="Avenir Next" w:hAnsi="Avenir Next" w:cs="Avenir Next" w:eastAsia="Avenir Next"/>
                       <w:i/>
                       <w:color w:val="1A1A1A"/>
-                      <w:sz w:val="20"/>
+                      <w:sz w:val="22"/>
                       <w:szCs w:val="20"/>
                     </w:rPr>
                     <w:t xml:space="preserve">x</w:t>
@@ -2380,7 +2381,7 @@
                     <w:rPr>
                       <w:rFonts w:ascii="Avenir Next" w:hAnsi="Avenir Next" w:cs="Avenir Next" w:eastAsia="Avenir Next"/>
                       <w:color w:val="1A1A1A"/>
-                      <w:sz w:val="20"/>
+                      <w:sz w:val="22"/>
                       <w:szCs w:val="20"/>
                     </w:rPr>
                     <w:t xml:space="preserve"> + 1) =</w:t>
@@ -2424,25 +2425,25 @@
                       <w:rFonts w:ascii="Avenir Next" w:hAnsi="Avenir Next" w:cs="Avenir Next" w:eastAsia="Avenir Next"/>
                       <w:b/>
                       <w:color w:val="003A70"/>
+                      <w:sz w:val="22"/>
+                      <w:szCs w:val="20"/>
+                    </w:rPr>
+                    <w:t xml:space="preserve">b.</w:t>
+                  </w:r>
+                  <w:r>
+                    <w:rPr>
+                      <w:rFonts w:ascii="Avenir Next" w:hAnsi="Avenir Next" w:cs="Avenir Next" w:eastAsia="Avenir Next"/>
+                      <w:color w:val="1A1A1A"/>
                       <w:sz w:val="20"/>
                       <w:szCs w:val="20"/>
                     </w:rPr>
-                    <w:t xml:space="preserve">b.</w:t>
-                  </w:r>
-                  <w:r>
-                    <w:rPr>
-                      <w:rFonts w:ascii="Avenir Next" w:hAnsi="Avenir Next" w:cs="Avenir Next" w:eastAsia="Avenir Next"/>
-                      <w:color w:val="1A1A1A"/>
-                      <w:sz w:val="20"/>
-                      <w:szCs w:val="20"/>
-                    </w:rPr>
                     <w:tab/>
                   </w:r>
                   <w:r>
                     <w:rPr>
                       <w:rFonts w:ascii="Avenir Next" w:hAnsi="Avenir Next" w:cs="Avenir Next" w:eastAsia="Avenir Next"/>
                       <w:color w:val="1A1A1A"/>
-                      <w:sz w:val="20"/>
+                      <w:sz w:val="22"/>
                       <w:szCs w:val="20"/>
                     </w:rPr>
                     <w:t xml:space="preserve">4</w:t>
@@ -2452,7 +2453,7 @@
                       <w:rFonts w:ascii="Avenir Next" w:hAnsi="Avenir Next" w:cs="Avenir Next" w:eastAsia="Avenir Next"/>
                       <w:i/>
                       <w:color w:val="1A1A1A"/>
-                      <w:sz w:val="20"/>
+                      <w:sz w:val="22"/>
                       <w:szCs w:val="20"/>
                     </w:rPr>
                     <w:t xml:space="preserve">x</w:t>
@@ -2461,7 +2462,7 @@
                     <w:rPr>
                       <w:rFonts w:ascii="Avenir Next" w:hAnsi="Avenir Next" w:cs="Avenir Next" w:eastAsia="Avenir Next"/>
                       <w:color w:val="1A1A1A"/>
-                      <w:sz w:val="20"/>
+                      <w:sz w:val="22"/>
                       <w:szCs w:val="20"/>
                     </w:rPr>
                     <w:t xml:space="preserve"> + 1 =</w:t>
@@ -2554,25 +2555,25 @@
                 <w:rFonts w:ascii="Avenir Next" w:hAnsi="Avenir Next" w:cs="Avenir Next" w:eastAsia="Avenir Next"/>
                 <w:b/>
                 <w:color w:val="1A1A1A"/>
+                <w:sz w:val="22"/>
+                <w:szCs w:val="20"/>
+              </w:rPr>
+              <w:t xml:space="preserve">2.</w:t>
+            </w:r>
+            <w:r>
+              <w:rPr>
+                <w:rFonts w:ascii="Avenir Next" w:hAnsi="Avenir Next" w:cs="Avenir Next" w:eastAsia="Avenir Next"/>
+                <w:color w:val="1A1A1A"/>
                 <w:sz w:val="20"/>
                 <w:szCs w:val="20"/>
               </w:rPr>
-              <w:t xml:space="preserve">2.</w:t>
-            </w:r>
-            <w:r>
-              <w:rPr>
-                <w:rFonts w:ascii="Avenir Next" w:hAnsi="Avenir Next" w:cs="Avenir Next" w:eastAsia="Avenir Next"/>
-                <w:color w:val="1A1A1A"/>
-                <w:sz w:val="20"/>
-                <w:szCs w:val="20"/>
-              </w:rPr>
               <w:tab/>
             </w:r>
             <w:r>
               <w:rPr>
                 <w:rFonts w:ascii="Avenir Next" w:hAnsi="Avenir Next" w:cs="Avenir Next" w:eastAsia="Avenir Next"/>
                 <w:color w:val="1A1A1A"/>
-                <w:sz w:val="20"/>
+                <w:sz w:val="22"/>
                 <w:szCs w:val="20"/>
               </w:rPr>
               <w:t xml:space="preserve">Are 3</w:t>
@@ -2582,7 +2583,7 @@
                 <w:rFonts w:ascii="Avenir Next" w:hAnsi="Avenir Next" w:cs="Avenir Next" w:eastAsia="Avenir Next"/>
                 <w:i/>
                 <w:color w:val="1A1A1A"/>
-                <w:sz w:val="20"/>
+                <w:sz w:val="22"/>
                 <w:szCs w:val="20"/>
               </w:rPr>
               <w:t xml:space="preserve">m</w:t>
@@ -2591,7 +2592,7 @@
               <w:rPr>
                 <w:rFonts w:ascii="Avenir Next" w:hAnsi="Avenir Next" w:cs="Avenir Next" w:eastAsia="Avenir Next"/>
                 <w:color w:val="1A1A1A"/>
-                <w:sz w:val="20"/>
+                <w:sz w:val="22"/>
                 <w:szCs w:val="20"/>
               </w:rPr>
               <w:t xml:space="preserve"> + 3 and 6</w:t>
@@ -2601,7 +2602,7 @@
                 <w:rFonts w:ascii="Avenir Next" w:hAnsi="Avenir Next" w:cs="Avenir Next" w:eastAsia="Avenir Next"/>
                 <w:i/>
                 <w:color w:val="1A1A1A"/>
-                <w:sz w:val="20"/>
+                <w:sz w:val="22"/>
                 <w:szCs w:val="20"/>
               </w:rPr>
               <w:t xml:space="preserve">m</w:t>
@@ -2610,7 +2611,7 @@
               <w:rPr>
                 <w:rFonts w:ascii="Avenir Next" w:hAnsi="Avenir Next" w:cs="Avenir Next" w:eastAsia="Avenir Next"/>
                 <w:color w:val="1A1A1A"/>
-                <w:sz w:val="20"/>
+                <w:sz w:val="22"/>
                 <w:szCs w:val="20"/>
               </w:rPr>
               <w:t xml:space="preserve"> equivalent? Test </w:t>
@@ -2620,7 +2621,7 @@
                 <w:rFonts w:ascii="Avenir Next" w:hAnsi="Avenir Next" w:cs="Avenir Next" w:eastAsia="Avenir Next"/>
                 <w:i/>
                 <w:color w:val="1A1A1A"/>
-                <w:sz w:val="20"/>
+                <w:sz w:val="22"/>
                 <w:szCs w:val="20"/>
               </w:rPr>
               <w:t xml:space="preserve">m</w:t>
@@ -2629,7 +2630,7 @@
               <w:rPr>
                 <w:rFonts w:ascii="Avenir Next" w:hAnsi="Avenir Next" w:cs="Avenir Next" w:eastAsia="Avenir Next"/>
                 <w:color w:val="1A1A1A"/>
-                <w:sz w:val="20"/>
+                <w:sz w:val="22"/>
                 <w:szCs w:val="20"/>
               </w:rPr>
               <w:t xml:space="preserve"> = 1 and </w:t>
@@ -2639,7 +2640,7 @@
                 <w:rFonts w:ascii="Avenir Next" w:hAnsi="Avenir Next" w:cs="Avenir Next" w:eastAsia="Avenir Next"/>
                 <w:i/>
                 <w:color w:val="1A1A1A"/>
-                <w:sz w:val="20"/>
+                <w:sz w:val="22"/>
                 <w:szCs w:val="20"/>
               </w:rPr>
               <w:t xml:space="preserve">m</w:t>
@@ -2648,7 +2649,7 @@
               <w:rPr>
                 <w:rFonts w:ascii="Avenir Next" w:hAnsi="Avenir Next" w:cs="Avenir Next" w:eastAsia="Avenir Next"/>
                 <w:color w:val="1A1A1A"/>
-                <w:sz w:val="20"/>
+                <w:sz w:val="22"/>
                 <w:szCs w:val="20"/>
               </w:rPr>
               <w:t xml:space="preserve"> = 4.</w:t>
@@ -2725,7 +2726,7 @@
                 <w:rFonts w:ascii="Avenir Next" w:hAnsi="Avenir Next" w:cs="Avenir Next" w:eastAsia="Avenir Next"/>
                 <w:b/>
                 <w:color w:val="1A1A1A"/>
-                <w:sz w:val="18"/>
+                <w:sz w:val="22"/>
                 <w:szCs w:val="18"/>
               </w:rPr>
               <w:t xml:space="preserve">Equivalent?</w:t>
@@ -2800,25 +2801,25 @@
                 <w:rFonts w:ascii="Avenir Next" w:hAnsi="Avenir Next" w:cs="Avenir Next" w:eastAsia="Avenir Next"/>
                 <w:b/>
                 <w:color w:val="1A1A1A"/>
+                <w:sz w:val="22"/>
+                <w:szCs w:val="20"/>
+              </w:rPr>
+              <w:t xml:space="preserve">3.</w:t>
+            </w:r>
+            <w:r>
+              <w:rPr>
+                <w:rFonts w:ascii="Avenir Next" w:hAnsi="Avenir Next" w:cs="Avenir Next" w:eastAsia="Avenir Next"/>
+                <w:color w:val="1A1A1A"/>
                 <w:sz w:val="20"/>
                 <w:szCs w:val="20"/>
               </w:rPr>
-              <w:t xml:space="preserve">3.</w:t>
-            </w:r>
-            <w:r>
-              <w:rPr>
-                <w:rFonts w:ascii="Avenir Next" w:hAnsi="Avenir Next" w:cs="Avenir Next" w:eastAsia="Avenir Next"/>
-                <w:color w:val="1A1A1A"/>
-                <w:sz w:val="20"/>
-                <w:szCs w:val="20"/>
-              </w:rPr>
               <w:tab/>
             </w:r>
             <w:r>
               <w:rPr>
                 <w:rFonts w:ascii="Avenir Next" w:hAnsi="Avenir Next" w:cs="Avenir Next" w:eastAsia="Avenir Next"/>
                 <w:color w:val="1A1A1A"/>
-                <w:sz w:val="20"/>
+                <w:sz w:val="22"/>
                 <w:szCs w:val="20"/>
               </w:rPr>
               <w:t xml:space="preserve">Which property shows that 2(</w:t>
@@ -2828,7 +2829,7 @@
                 <w:rFonts w:ascii="Avenir Next" w:hAnsi="Avenir Next" w:cs="Avenir Next" w:eastAsia="Avenir Next"/>
                 <w:i/>
                 <w:color w:val="1A1A1A"/>
-                <w:sz w:val="20"/>
+                <w:sz w:val="22"/>
                 <w:szCs w:val="20"/>
               </w:rPr>
               <w:t xml:space="preserve">a</w:t>
@@ -2837,7 +2838,7 @@
               <w:rPr>
                 <w:rFonts w:ascii="Avenir Next" w:hAnsi="Avenir Next" w:cs="Avenir Next" w:eastAsia="Avenir Next"/>
                 <w:color w:val="1A1A1A"/>
-                <w:sz w:val="20"/>
+                <w:sz w:val="22"/>
                 <w:szCs w:val="20"/>
               </w:rPr>
               <w:t xml:space="preserve"> + 4) = 2</w:t>
@@ -2847,7 +2848,7 @@
                 <w:rFonts w:ascii="Avenir Next" w:hAnsi="Avenir Next" w:cs="Avenir Next" w:eastAsia="Avenir Next"/>
                 <w:i/>
                 <w:color w:val="1A1A1A"/>
-                <w:sz w:val="20"/>
+                <w:sz w:val="22"/>
                 <w:szCs w:val="20"/>
               </w:rPr>
               <w:t xml:space="preserve">a</w:t>
@@ -2856,7 +2857,7 @@
               <w:rPr>
                 <w:rFonts w:ascii="Avenir Next" w:hAnsi="Avenir Next" w:cs="Avenir Next" w:eastAsia="Avenir Next"/>
                 <w:color w:val="1A1A1A"/>
-                <w:sz w:val="20"/>
+                <w:sz w:val="22"/>
                 <w:szCs w:val="20"/>
               </w:rPr>
               <w:t xml:space="preserve"> + 8?</w:t>
@@ -2912,25 +2913,25 @@
                       <w:rFonts w:ascii="Avenir Next" w:hAnsi="Avenir Next" w:cs="Avenir Next" w:eastAsia="Avenir Next"/>
                       <w:b/>
                       <w:color w:val="003A70"/>
+                      <w:sz w:val="22"/>
+                      <w:szCs w:val="19"/>
+                    </w:rPr>
+                    <w:t xml:space="preserve">A</w:t>
+                  </w:r>
+                  <w:r>
+                    <w:rPr>
+                      <w:rFonts w:ascii="Avenir Next" w:hAnsi="Avenir Next" w:cs="Avenir Next" w:eastAsia="Avenir Next"/>
+                      <w:color w:val="1A1A1A"/>
                       <w:sz w:val="19"/>
                       <w:szCs w:val="19"/>
                     </w:rPr>
-                    <w:t xml:space="preserve">A</w:t>
-                  </w:r>
-                  <w:r>
-                    <w:rPr>
-                      <w:rFonts w:ascii="Avenir Next" w:hAnsi="Avenir Next" w:cs="Avenir Next" w:eastAsia="Avenir Next"/>
-                      <w:color w:val="1A1A1A"/>
-                      <w:sz w:val="19"/>
-                      <w:szCs w:val="19"/>
-                    </w:rPr>
                     <w:tab/>
                   </w:r>
                   <w:r>
                     <w:rPr>
                       <w:rFonts w:ascii="Avenir Next" w:hAnsi="Avenir Next" w:cs="Avenir Next" w:eastAsia="Avenir Next"/>
                       <w:color w:val="1A1A1A"/>
-                      <w:sz w:val="19"/>
+                      <w:sz w:val="22"/>
                       <w:szCs w:val="19"/>
                     </w:rPr>
                     <w:t xml:space="preserve">Commutative</w:t>
@@ -2955,25 +2956,25 @@
                       <w:rFonts w:ascii="Avenir Next" w:hAnsi="Avenir Next" w:cs="Avenir Next" w:eastAsia="Avenir Next"/>
                       <w:b/>
                       <w:color w:val="003A70"/>
+                      <w:sz w:val="22"/>
+                      <w:szCs w:val="19"/>
+                    </w:rPr>
+                    <w:t xml:space="preserve">B</w:t>
+                  </w:r>
+                  <w:r>
+                    <w:rPr>
+                      <w:rFonts w:ascii="Avenir Next" w:hAnsi="Avenir Next" w:cs="Avenir Next" w:eastAsia="Avenir Next"/>
+                      <w:color w:val="1A1A1A"/>
                       <w:sz w:val="19"/>
                       <w:szCs w:val="19"/>
                     </w:rPr>
-                    <w:t xml:space="preserve">B</w:t>
-                  </w:r>
-                  <w:r>
-                    <w:rPr>
-                      <w:rFonts w:ascii="Avenir Next" w:hAnsi="Avenir Next" w:cs="Avenir Next" w:eastAsia="Avenir Next"/>
-                      <w:color w:val="1A1A1A"/>
-                      <w:sz w:val="19"/>
-                      <w:szCs w:val="19"/>
-                    </w:rPr>
                     <w:tab/>
                   </w:r>
                   <w:r>
                     <w:rPr>
                       <w:rFonts w:ascii="Avenir Next" w:hAnsi="Avenir Next" w:cs="Avenir Next" w:eastAsia="Avenir Next"/>
                       <w:color w:val="1A1A1A"/>
-                      <w:sz w:val="19"/>
+                      <w:sz w:val="22"/>
                       <w:szCs w:val="19"/>
                     </w:rPr>
                     <w:t xml:space="preserve">Associative</w:t>
@@ -2998,25 +2999,25 @@
                       <w:rFonts w:ascii="Avenir Next" w:hAnsi="Avenir Next" w:cs="Avenir Next" w:eastAsia="Avenir Next"/>
                       <w:b/>
                       <w:color w:val="003A70"/>
+                      <w:sz w:val="22"/>
+                      <w:szCs w:val="19"/>
+                    </w:rPr>
+                    <w:t xml:space="preserve">C</w:t>
+                  </w:r>
+                  <w:r>
+                    <w:rPr>
+                      <w:rFonts w:ascii="Avenir Next" w:hAnsi="Avenir Next" w:cs="Avenir Next" w:eastAsia="Avenir Next"/>
+                      <w:color w:val="1A1A1A"/>
                       <w:sz w:val="19"/>
                       <w:szCs w:val="19"/>
                     </w:rPr>
-                    <w:t xml:space="preserve">C</w:t>
-                  </w:r>
-                  <w:r>
-                    <w:rPr>
-                      <w:rFonts w:ascii="Avenir Next" w:hAnsi="Avenir Next" w:cs="Avenir Next" w:eastAsia="Avenir Next"/>
-                      <w:color w:val="1A1A1A"/>
-                      <w:sz w:val="19"/>
-                      <w:szCs w:val="19"/>
-                    </w:rPr>
                     <w:tab/>
                   </w:r>
                   <w:r>
                     <w:rPr>
                       <w:rFonts w:ascii="Avenir Next" w:hAnsi="Avenir Next" w:cs="Avenir Next" w:eastAsia="Avenir Next"/>
                       <w:color w:val="1A1A1A"/>
-                      <w:sz w:val="19"/>
+                      <w:sz w:val="22"/>
                       <w:szCs w:val="19"/>
                     </w:rPr>
                     <w:t xml:space="preserve">Distributive</w:t>
@@ -3041,25 +3042,25 @@
                       <w:rFonts w:ascii="Avenir Next" w:hAnsi="Avenir Next" w:cs="Avenir Next" w:eastAsia="Avenir Next"/>
                       <w:b/>
                       <w:color w:val="003A70"/>
+                      <w:sz w:val="22"/>
+                      <w:szCs w:val="19"/>
+                    </w:rPr>
+                    <w:t xml:space="preserve">D</w:t>
+                  </w:r>
+                  <w:r>
+                    <w:rPr>
+                      <w:rFonts w:ascii="Avenir Next" w:hAnsi="Avenir Next" w:cs="Avenir Next" w:eastAsia="Avenir Next"/>
+                      <w:color w:val="1A1A1A"/>
                       <w:sz w:val="19"/>
                       <w:szCs w:val="19"/>
                     </w:rPr>
-                    <w:t xml:space="preserve">D</w:t>
-                  </w:r>
-                  <w:r>
-                    <w:rPr>
-                      <w:rFonts w:ascii="Avenir Next" w:hAnsi="Avenir Next" w:cs="Avenir Next" w:eastAsia="Avenir Next"/>
-                      <w:color w:val="1A1A1A"/>
-                      <w:sz w:val="19"/>
-                      <w:szCs w:val="19"/>
-                    </w:rPr>
                     <w:tab/>
                   </w:r>
                   <w:r>
                     <w:rPr>
                       <w:rFonts w:ascii="Avenir Next" w:hAnsi="Avenir Next" w:cs="Avenir Next" w:eastAsia="Avenir Next"/>
                       <w:color w:val="1A1A1A"/>
-                      <w:sz w:val="19"/>
+                      <w:sz w:val="22"/>
                       <w:szCs w:val="19"/>
                     </w:rPr>
                     <w:t xml:space="preserve">Identity</w:t>
@@ -3109,7 +3110,7 @@
         <w:rPr>
           <w:rFonts w:ascii="Avenir Next" w:hAnsi="Avenir Next" w:cs="Avenir Next" w:eastAsia="Avenir Next"/>
           <w:color w:val="1A1A1A"/>
-          <w:sz w:val="17"/>
+          <w:sz w:val="22"/>
           <w:szCs w:val="17"/>
         </w:rPr>
         <w:t xml:space="preserve">  I got it</w:t>
@@ -3127,7 +3128,7 @@
         <w:rPr>
           <w:rFonts w:ascii="Avenir Next" w:hAnsi="Avenir Next" w:cs="Avenir Next" w:eastAsia="Avenir Next"/>
           <w:color w:val="1A1A1A"/>
-          <w:sz w:val="17"/>
+          <w:sz w:val="22"/>
           <w:szCs w:val="17"/>
         </w:rPr>
         <w:t xml:space="preserve">  Almost</w:t>
@@ -3145,7 +3146,7 @@
         <w:rPr>
           <w:rFonts w:ascii="Avenir Next" w:hAnsi="Avenir Next" w:cs="Avenir Next" w:eastAsia="Avenir Next"/>
           <w:color w:val="1A1A1A"/>
-          <w:sz w:val="17"/>
+          <w:sz w:val="22"/>
           <w:szCs w:val="17"/>
         </w:rPr>
         <w:t xml:space="preserve">  I need help</w:t>
@@ -3202,7 +3203,7 @@
         <w:rPr>
           <w:rFonts w:ascii="Avenir Next" w:hAnsi="Avenir Next" w:cs="Avenir Next" w:eastAsia="Avenir Next"/>
           <w:color w:val="1A1A1A"/>
-          <w:sz w:val="18"/>
+          <w:sz w:val="22"/>
           <w:szCs w:val="18"/>
         </w:rPr>
         <w:t xml:space="preserve">Name</w:t>
@@ -3287,25 +3288,25 @@
                 <w:rFonts w:ascii="Avenir Next" w:hAnsi="Avenir Next" w:cs="Avenir Next" w:eastAsia="Avenir Next"/>
                 <w:b/>
                 <w:color w:val="1A1A1A"/>
+                <w:sz w:val="22"/>
+                <w:szCs w:val="20"/>
+              </w:rPr>
+              <w:t xml:space="preserve">1.</w:t>
+            </w:r>
+            <w:r>
+              <w:rPr>
+                <w:rFonts w:ascii="Avenir Next" w:hAnsi="Avenir Next" w:cs="Avenir Next" w:eastAsia="Avenir Next"/>
+                <w:color w:val="1A1A1A"/>
                 <w:sz w:val="20"/>
                 <w:szCs w:val="20"/>
               </w:rPr>
-              <w:t xml:space="preserve">1.</w:t>
-            </w:r>
-            <w:r>
-              <w:rPr>
-                <w:rFonts w:ascii="Avenir Next" w:hAnsi="Avenir Next" w:cs="Avenir Next" w:eastAsia="Avenir Next"/>
-                <w:color w:val="1A1A1A"/>
-                <w:sz w:val="20"/>
-                <w:szCs w:val="20"/>
-              </w:rPr>
               <w:tab/>
             </w:r>
             <w:r>
               <w:rPr>
                 <w:rFonts w:ascii="Avenir Next" w:hAnsi="Avenir Next" w:cs="Avenir Next" w:eastAsia="Avenir Next"/>
                 <w:color w:val="1A1A1A"/>
-                <w:sz w:val="20"/>
+                <w:sz w:val="22"/>
                 <w:szCs w:val="20"/>
               </w:rPr>
               <w:t xml:space="preserve">Evaluate when </w:t>
@@ -3315,7 +3316,7 @@
                 <w:rFonts w:ascii="Avenir Next" w:hAnsi="Avenir Next" w:cs="Avenir Next" w:eastAsia="Avenir Next"/>
                 <w:i/>
                 <w:color w:val="1A1A1A"/>
-                <w:sz w:val="20"/>
+                <w:sz w:val="22"/>
                 <w:szCs w:val="20"/>
               </w:rPr>
               <w:t xml:space="preserve">x</w:t>
@@ -3324,7 +3325,7 @@
               <w:rPr>
                 <w:rFonts w:ascii="Avenir Next" w:hAnsi="Avenir Next" w:cs="Avenir Next" w:eastAsia="Avenir Next"/>
                 <w:color w:val="1A1A1A"/>
-                <w:sz w:val="20"/>
+                <w:sz w:val="22"/>
                 <w:szCs w:val="20"/>
               </w:rPr>
               <w:t xml:space="preserve"> = 2.</w:t>
@@ -3379,25 +3380,25 @@
                       <w:rFonts w:ascii="Avenir Next" w:hAnsi="Avenir Next" w:cs="Avenir Next" w:eastAsia="Avenir Next"/>
                       <w:b/>
                       <w:color w:val="003A70"/>
+                      <w:sz w:val="22"/>
+                      <w:szCs w:val="20"/>
+                    </w:rPr>
+                    <w:t xml:space="preserve">a.</w:t>
+                  </w:r>
+                  <w:r>
+                    <w:rPr>
+                      <w:rFonts w:ascii="Avenir Next" w:hAnsi="Avenir Next" w:cs="Avenir Next" w:eastAsia="Avenir Next"/>
+                      <w:color w:val="1A1A1A"/>
                       <w:sz w:val="20"/>
                       <w:szCs w:val="20"/>
                     </w:rPr>
-                    <w:t xml:space="preserve">a.</w:t>
-                  </w:r>
-                  <w:r>
-                    <w:rPr>
-                      <w:rFonts w:ascii="Avenir Next" w:hAnsi="Avenir Next" w:cs="Avenir Next" w:eastAsia="Avenir Next"/>
-                      <w:color w:val="1A1A1A"/>
-                      <w:sz w:val="20"/>
-                      <w:szCs w:val="20"/>
-                    </w:rPr>
                     <w:tab/>
                   </w:r>
                   <w:r>
                     <w:rPr>
                       <w:rFonts w:ascii="Avenir Next" w:hAnsi="Avenir Next" w:cs="Avenir Next" w:eastAsia="Avenir Next"/>
                       <w:color w:val="1A1A1A"/>
-                      <w:sz w:val="20"/>
+                      <w:sz w:val="22"/>
                       <w:szCs w:val="20"/>
                     </w:rPr>
                     <w:t xml:space="preserve">4(</w:t>
@@ -3407,7 +3408,7 @@
                       <w:rFonts w:ascii="Avenir Next" w:hAnsi="Avenir Next" w:cs="Avenir Next" w:eastAsia="Avenir Next"/>
                       <w:i/>
                       <w:color w:val="1A1A1A"/>
-                      <w:sz w:val="20"/>
+                      <w:sz w:val="22"/>
                       <w:szCs w:val="20"/>
                     </w:rPr>
                     <w:t xml:space="preserve">x</w:t>
@@ -3416,7 +3417,7 @@
                     <w:rPr>
                       <w:rFonts w:ascii="Avenir Next" w:hAnsi="Avenir Next" w:cs="Avenir Next" w:eastAsia="Avenir Next"/>
                       <w:color w:val="1A1A1A"/>
-                      <w:sz w:val="20"/>
+                      <w:sz w:val="22"/>
                       <w:szCs w:val="20"/>
                     </w:rPr>
                     <w:t xml:space="preserve"> + 1) =</w:t>
@@ -3460,25 +3461,25 @@
                       <w:rFonts w:ascii="Avenir Next" w:hAnsi="Avenir Next" w:cs="Avenir Next" w:eastAsia="Avenir Next"/>
                       <w:b/>
                       <w:color w:val="003A70"/>
+                      <w:sz w:val="22"/>
+                      <w:szCs w:val="20"/>
+                    </w:rPr>
+                    <w:t xml:space="preserve">b.</w:t>
+                  </w:r>
+                  <w:r>
+                    <w:rPr>
+                      <w:rFonts w:ascii="Avenir Next" w:hAnsi="Avenir Next" w:cs="Avenir Next" w:eastAsia="Avenir Next"/>
+                      <w:color w:val="1A1A1A"/>
                       <w:sz w:val="20"/>
                       <w:szCs w:val="20"/>
                     </w:rPr>
-                    <w:t xml:space="preserve">b.</w:t>
-                  </w:r>
-                  <w:r>
-                    <w:rPr>
-                      <w:rFonts w:ascii="Avenir Next" w:hAnsi="Avenir Next" w:cs="Avenir Next" w:eastAsia="Avenir Next"/>
-                      <w:color w:val="1A1A1A"/>
-                      <w:sz w:val="20"/>
-                      <w:szCs w:val="20"/>
-                    </w:rPr>
                     <w:tab/>
                   </w:r>
                   <w:r>
                     <w:rPr>
                       <w:rFonts w:ascii="Avenir Next" w:hAnsi="Avenir Next" w:cs="Avenir Next" w:eastAsia="Avenir Next"/>
                       <w:color w:val="1A1A1A"/>
-                      <w:sz w:val="20"/>
+                      <w:sz w:val="22"/>
                       <w:szCs w:val="20"/>
                     </w:rPr>
                     <w:t xml:space="preserve">4</w:t>
@@ -3488,7 +3489,7 @@
                       <w:rFonts w:ascii="Avenir Next" w:hAnsi="Avenir Next" w:cs="Avenir Next" w:eastAsia="Avenir Next"/>
                       <w:i/>
                       <w:color w:val="1A1A1A"/>
-                      <w:sz w:val="20"/>
+                      <w:sz w:val="22"/>
                       <w:szCs w:val="20"/>
                     </w:rPr>
                     <w:t xml:space="preserve">x</w:t>
@@ -3497,7 +3498,7 @@
                     <w:rPr>
                       <w:rFonts w:ascii="Avenir Next" w:hAnsi="Avenir Next" w:cs="Avenir Next" w:eastAsia="Avenir Next"/>
                       <w:color w:val="1A1A1A"/>
-                      <w:sz w:val="20"/>
+                      <w:sz w:val="22"/>
                       <w:szCs w:val="20"/>
                     </w:rPr>
                     <w:t xml:space="preserve"> + 1 =</w:t>
@@ -3590,25 +3591,25 @@
                 <w:rFonts w:ascii="Avenir Next" w:hAnsi="Avenir Next" w:cs="Avenir Next" w:eastAsia="Avenir Next"/>
                 <w:b/>
                 <w:color w:val="1A1A1A"/>
+                <w:sz w:val="22"/>
+                <w:szCs w:val="20"/>
+              </w:rPr>
+              <w:t xml:space="preserve">2.</w:t>
+            </w:r>
+            <w:r>
+              <w:rPr>
+                <w:rFonts w:ascii="Avenir Next" w:hAnsi="Avenir Next" w:cs="Avenir Next" w:eastAsia="Avenir Next"/>
+                <w:color w:val="1A1A1A"/>
                 <w:sz w:val="20"/>
                 <w:szCs w:val="20"/>
               </w:rPr>
-              <w:t xml:space="preserve">2.</w:t>
-            </w:r>
-            <w:r>
-              <w:rPr>
-                <w:rFonts w:ascii="Avenir Next" w:hAnsi="Avenir Next" w:cs="Avenir Next" w:eastAsia="Avenir Next"/>
-                <w:color w:val="1A1A1A"/>
-                <w:sz w:val="20"/>
-                <w:szCs w:val="20"/>
-              </w:rPr>
               <w:tab/>
             </w:r>
             <w:r>
               <w:rPr>
                 <w:rFonts w:ascii="Avenir Next" w:hAnsi="Avenir Next" w:cs="Avenir Next" w:eastAsia="Avenir Next"/>
                 <w:color w:val="1A1A1A"/>
-                <w:sz w:val="20"/>
+                <w:sz w:val="22"/>
                 <w:szCs w:val="20"/>
               </w:rPr>
               <w:t xml:space="preserve">Are 3</w:t>
@@ -3618,7 +3619,7 @@
                 <w:rFonts w:ascii="Avenir Next" w:hAnsi="Avenir Next" w:cs="Avenir Next" w:eastAsia="Avenir Next"/>
                 <w:i/>
                 <w:color w:val="1A1A1A"/>
-                <w:sz w:val="20"/>
+                <w:sz w:val="22"/>
                 <w:szCs w:val="20"/>
               </w:rPr>
               <w:t xml:space="preserve">m</w:t>
@@ -3627,7 +3628,7 @@
               <w:rPr>
                 <w:rFonts w:ascii="Avenir Next" w:hAnsi="Avenir Next" w:cs="Avenir Next" w:eastAsia="Avenir Next"/>
                 <w:color w:val="1A1A1A"/>
-                <w:sz w:val="20"/>
+                <w:sz w:val="22"/>
                 <w:szCs w:val="20"/>
               </w:rPr>
               <w:t xml:space="preserve"> + 3 and 6</w:t>
@@ -3637,7 +3638,7 @@
                 <w:rFonts w:ascii="Avenir Next" w:hAnsi="Avenir Next" w:cs="Avenir Next" w:eastAsia="Avenir Next"/>
                 <w:i/>
                 <w:color w:val="1A1A1A"/>
-                <w:sz w:val="20"/>
+                <w:sz w:val="22"/>
                 <w:szCs w:val="20"/>
               </w:rPr>
               <w:t xml:space="preserve">m</w:t>
@@ -3646,7 +3647,7 @@
               <w:rPr>
                 <w:rFonts w:ascii="Avenir Next" w:hAnsi="Avenir Next" w:cs="Avenir Next" w:eastAsia="Avenir Next"/>
                 <w:color w:val="1A1A1A"/>
-                <w:sz w:val="20"/>
+                <w:sz w:val="22"/>
                 <w:szCs w:val="20"/>
               </w:rPr>
               <w:t xml:space="preserve"> equivalent? Test </w:t>
@@ -3656,7 +3657,7 @@
                 <w:rFonts w:ascii="Avenir Next" w:hAnsi="Avenir Next" w:cs="Avenir Next" w:eastAsia="Avenir Next"/>
                 <w:i/>
                 <w:color w:val="1A1A1A"/>
-                <w:sz w:val="20"/>
+                <w:sz w:val="22"/>
                 <w:szCs w:val="20"/>
               </w:rPr>
               <w:t xml:space="preserve">m</w:t>
@@ -3665,7 +3666,7 @@
               <w:rPr>
                 <w:rFonts w:ascii="Avenir Next" w:hAnsi="Avenir Next" w:cs="Avenir Next" w:eastAsia="Avenir Next"/>
                 <w:color w:val="1A1A1A"/>
-                <w:sz w:val="20"/>
+                <w:sz w:val="22"/>
                 <w:szCs w:val="20"/>
               </w:rPr>
               <w:t xml:space="preserve"> = 1 and </w:t>
@@ -3675,7 +3676,7 @@
                 <w:rFonts w:ascii="Avenir Next" w:hAnsi="Avenir Next" w:cs="Avenir Next" w:eastAsia="Avenir Next"/>
                 <w:i/>
                 <w:color w:val="1A1A1A"/>
-                <w:sz w:val="20"/>
+                <w:sz w:val="22"/>
                 <w:szCs w:val="20"/>
               </w:rPr>
               <w:t xml:space="preserve">m</w:t>
@@ -3684,7 +3685,7 @@
               <w:rPr>
                 <w:rFonts w:ascii="Avenir Next" w:hAnsi="Avenir Next" w:cs="Avenir Next" w:eastAsia="Avenir Next"/>
                 <w:color w:val="1A1A1A"/>
-                <w:sz w:val="20"/>
+                <w:sz w:val="22"/>
                 <w:szCs w:val="20"/>
               </w:rPr>
               <w:t xml:space="preserve"> = 4.</w:t>
@@ -3761,7 +3762,7 @@
                 <w:rFonts w:ascii="Avenir Next" w:hAnsi="Avenir Next" w:cs="Avenir Next" w:eastAsia="Avenir Next"/>
                 <w:b/>
                 <w:color w:val="1A1A1A"/>
-                <w:sz w:val="18"/>
+                <w:sz w:val="22"/>
                 <w:szCs w:val="18"/>
               </w:rPr>
               <w:t xml:space="preserve">Equivalent?</w:t>
@@ -3836,25 +3837,25 @@
                 <w:rFonts w:ascii="Avenir Next" w:hAnsi="Avenir Next" w:cs="Avenir Next" w:eastAsia="Avenir Next"/>
                 <w:b/>
                 <w:color w:val="1A1A1A"/>
+                <w:sz w:val="22"/>
+                <w:szCs w:val="20"/>
+              </w:rPr>
+              <w:t xml:space="preserve">3.</w:t>
+            </w:r>
+            <w:r>
+              <w:rPr>
+                <w:rFonts w:ascii="Avenir Next" w:hAnsi="Avenir Next" w:cs="Avenir Next" w:eastAsia="Avenir Next"/>
+                <w:color w:val="1A1A1A"/>
                 <w:sz w:val="20"/>
                 <w:szCs w:val="20"/>
               </w:rPr>
-              <w:t xml:space="preserve">3.</w:t>
-            </w:r>
-            <w:r>
-              <w:rPr>
-                <w:rFonts w:ascii="Avenir Next" w:hAnsi="Avenir Next" w:cs="Avenir Next" w:eastAsia="Avenir Next"/>
-                <w:color w:val="1A1A1A"/>
-                <w:sz w:val="20"/>
-                <w:szCs w:val="20"/>
-              </w:rPr>
               <w:tab/>
             </w:r>
             <w:r>
               <w:rPr>
                 <w:rFonts w:ascii="Avenir Next" w:hAnsi="Avenir Next" w:cs="Avenir Next" w:eastAsia="Avenir Next"/>
                 <w:color w:val="1A1A1A"/>
-                <w:sz w:val="20"/>
+                <w:sz w:val="22"/>
                 <w:szCs w:val="20"/>
               </w:rPr>
               <w:t xml:space="preserve">Which property shows that 2(</w:t>
@@ -3864,7 +3865,7 @@
                 <w:rFonts w:ascii="Avenir Next" w:hAnsi="Avenir Next" w:cs="Avenir Next" w:eastAsia="Avenir Next"/>
                 <w:i/>
                 <w:color w:val="1A1A1A"/>
-                <w:sz w:val="20"/>
+                <w:sz w:val="22"/>
                 <w:szCs w:val="20"/>
               </w:rPr>
               <w:t xml:space="preserve">a</w:t>
@@ -3873,7 +3874,7 @@
               <w:rPr>
                 <w:rFonts w:ascii="Avenir Next" w:hAnsi="Avenir Next" w:cs="Avenir Next" w:eastAsia="Avenir Next"/>
                 <w:color w:val="1A1A1A"/>
-                <w:sz w:val="20"/>
+                <w:sz w:val="22"/>
                 <w:szCs w:val="20"/>
               </w:rPr>
               <w:t xml:space="preserve"> + 4) = 2</w:t>
@@ -3883,7 +3884,7 @@
                 <w:rFonts w:ascii="Avenir Next" w:hAnsi="Avenir Next" w:cs="Avenir Next" w:eastAsia="Avenir Next"/>
                 <w:i/>
                 <w:color w:val="1A1A1A"/>
-                <w:sz w:val="20"/>
+                <w:sz w:val="22"/>
                 <w:szCs w:val="20"/>
               </w:rPr>
               <w:t xml:space="preserve">a</w:t>
@@ -3892,7 +3893,7 @@
               <w:rPr>
                 <w:rFonts w:ascii="Avenir Next" w:hAnsi="Avenir Next" w:cs="Avenir Next" w:eastAsia="Avenir Next"/>
                 <w:color w:val="1A1A1A"/>
-                <w:sz w:val="20"/>
+                <w:sz w:val="22"/>
                 <w:szCs w:val="20"/>
               </w:rPr>
               <w:t xml:space="preserve"> + 8?</w:t>
@@ -3948,25 +3949,25 @@
                       <w:rFonts w:ascii="Avenir Next" w:hAnsi="Avenir Next" w:cs="Avenir Next" w:eastAsia="Avenir Next"/>
                       <w:b/>
                       <w:color w:val="003A70"/>
+                      <w:sz w:val="22"/>
+                      <w:szCs w:val="19"/>
+                    </w:rPr>
+                    <w:t xml:space="preserve">A</w:t>
+                  </w:r>
+                  <w:r>
+                    <w:rPr>
+                      <w:rFonts w:ascii="Avenir Next" w:hAnsi="Avenir Next" w:cs="Avenir Next" w:eastAsia="Avenir Next"/>
+                      <w:color w:val="1A1A1A"/>
                       <w:sz w:val="19"/>
                       <w:szCs w:val="19"/>
                     </w:rPr>
-                    <w:t xml:space="preserve">A</w:t>
-                  </w:r>
-                  <w:r>
-                    <w:rPr>
-                      <w:rFonts w:ascii="Avenir Next" w:hAnsi="Avenir Next" w:cs="Avenir Next" w:eastAsia="Avenir Next"/>
-                      <w:color w:val="1A1A1A"/>
-                      <w:sz w:val="19"/>
-                      <w:szCs w:val="19"/>
-                    </w:rPr>
                     <w:tab/>
                   </w:r>
                   <w:r>
                     <w:rPr>
                       <w:rFonts w:ascii="Avenir Next" w:hAnsi="Avenir Next" w:cs="Avenir Next" w:eastAsia="Avenir Next"/>
                       <w:color w:val="1A1A1A"/>
-                      <w:sz w:val="19"/>
+                      <w:sz w:val="22"/>
                       <w:szCs w:val="19"/>
                     </w:rPr>
                     <w:t xml:space="preserve">Commutative</w:t>
@@ -3991,25 +3992,25 @@
                       <w:rFonts w:ascii="Avenir Next" w:hAnsi="Avenir Next" w:cs="Avenir Next" w:eastAsia="Avenir Next"/>
                       <w:b/>
                       <w:color w:val="003A70"/>
+                      <w:sz w:val="22"/>
+                      <w:szCs w:val="19"/>
+                    </w:rPr>
+                    <w:t xml:space="preserve">B</w:t>
+                  </w:r>
+                  <w:r>
+                    <w:rPr>
+                      <w:rFonts w:ascii="Avenir Next" w:hAnsi="Avenir Next" w:cs="Avenir Next" w:eastAsia="Avenir Next"/>
+                      <w:color w:val="1A1A1A"/>
                       <w:sz w:val="19"/>
                       <w:szCs w:val="19"/>
                     </w:rPr>
-                    <w:t xml:space="preserve">B</w:t>
-                  </w:r>
-                  <w:r>
-                    <w:rPr>
-                      <w:rFonts w:ascii="Avenir Next" w:hAnsi="Avenir Next" w:cs="Avenir Next" w:eastAsia="Avenir Next"/>
-                      <w:color w:val="1A1A1A"/>
-                      <w:sz w:val="19"/>
-                      <w:szCs w:val="19"/>
-                    </w:rPr>
                     <w:tab/>
                   </w:r>
                   <w:r>
                     <w:rPr>
                       <w:rFonts w:ascii="Avenir Next" w:hAnsi="Avenir Next" w:cs="Avenir Next" w:eastAsia="Avenir Next"/>
                       <w:color w:val="1A1A1A"/>
-                      <w:sz w:val="19"/>
+                      <w:sz w:val="22"/>
                       <w:szCs w:val="19"/>
                     </w:rPr>
                     <w:t xml:space="preserve">Associative</w:t>
@@ -4034,25 +4035,25 @@
                       <w:rFonts w:ascii="Avenir Next" w:hAnsi="Avenir Next" w:cs="Avenir Next" w:eastAsia="Avenir Next"/>
                       <w:b/>
                       <w:color w:val="003A70"/>
+                      <w:sz w:val="22"/>
+                      <w:szCs w:val="19"/>
+                    </w:rPr>
+                    <w:t xml:space="preserve">C</w:t>
+                  </w:r>
+                  <w:r>
+                    <w:rPr>
+                      <w:rFonts w:ascii="Avenir Next" w:hAnsi="Avenir Next" w:cs="Avenir Next" w:eastAsia="Avenir Next"/>
+                      <w:color w:val="1A1A1A"/>
                       <w:sz w:val="19"/>
                       <w:szCs w:val="19"/>
                     </w:rPr>
-                    <w:t xml:space="preserve">C</w:t>
-                  </w:r>
-                  <w:r>
-                    <w:rPr>
-                      <w:rFonts w:ascii="Avenir Next" w:hAnsi="Avenir Next" w:cs="Avenir Next" w:eastAsia="Avenir Next"/>
-                      <w:color w:val="1A1A1A"/>
-                      <w:sz w:val="19"/>
-                      <w:szCs w:val="19"/>
-                    </w:rPr>
                     <w:tab/>
                   </w:r>
                   <w:r>
                     <w:rPr>
                       <w:rFonts w:ascii="Avenir Next" w:hAnsi="Avenir Next" w:cs="Avenir Next" w:eastAsia="Avenir Next"/>
                       <w:color w:val="1A1A1A"/>
-                      <w:sz w:val="19"/>
+                      <w:sz w:val="22"/>
                       <w:szCs w:val="19"/>
                     </w:rPr>
                     <w:t xml:space="preserve">Distributive</w:t>
@@ -4077,25 +4078,25 @@
                       <w:rFonts w:ascii="Avenir Next" w:hAnsi="Avenir Next" w:cs="Avenir Next" w:eastAsia="Avenir Next"/>
                       <w:b/>
                       <w:color w:val="003A70"/>
+                      <w:sz w:val="22"/>
+                      <w:szCs w:val="19"/>
+                    </w:rPr>
+                    <w:t xml:space="preserve">D</w:t>
+                  </w:r>
+                  <w:r>
+                    <w:rPr>
+                      <w:rFonts w:ascii="Avenir Next" w:hAnsi="Avenir Next" w:cs="Avenir Next" w:eastAsia="Avenir Next"/>
+                      <w:color w:val="1A1A1A"/>
                       <w:sz w:val="19"/>
                       <w:szCs w:val="19"/>
                     </w:rPr>
-                    <w:t xml:space="preserve">D</w:t>
-                  </w:r>
-                  <w:r>
-                    <w:rPr>
-                      <w:rFonts w:ascii="Avenir Next" w:hAnsi="Avenir Next" w:cs="Avenir Next" w:eastAsia="Avenir Next"/>
-                      <w:color w:val="1A1A1A"/>
-                      <w:sz w:val="19"/>
-                      <w:szCs w:val="19"/>
-                    </w:rPr>
                     <w:tab/>
                   </w:r>
                   <w:r>
                     <w:rPr>
                       <w:rFonts w:ascii="Avenir Next" w:hAnsi="Avenir Next" w:cs="Avenir Next" w:eastAsia="Avenir Next"/>
                       <w:color w:val="1A1A1A"/>
-                      <w:sz w:val="19"/>
+                      <w:sz w:val="22"/>
                       <w:szCs w:val="19"/>
                     </w:rPr>
                     <w:t xml:space="preserve">Identity</w:t>
@@ -4145,7 +4146,7 @@
         <w:rPr>
           <w:rFonts w:ascii="Avenir Next" w:hAnsi="Avenir Next" w:cs="Avenir Next" w:eastAsia="Avenir Next"/>
           <w:color w:val="1A1A1A"/>
-          <w:sz w:val="17"/>
+          <w:sz w:val="22"/>
           <w:szCs w:val="17"/>
         </w:rPr>
         <w:t xml:space="preserve">  I got it</w:t>
@@ -4163,7 +4164,7 @@
         <w:rPr>
           <w:rFonts w:ascii="Avenir Next" w:hAnsi="Avenir Next" w:cs="Avenir Next" w:eastAsia="Avenir Next"/>
           <w:color w:val="1A1A1A"/>
-          <w:sz w:val="17"/>
+          <w:sz w:val="22"/>
           <w:szCs w:val="17"/>
         </w:rPr>
         <w:t xml:space="preserve">  Almost</w:t>
@@ -4181,7 +4182,7 @@
         <w:rPr>
           <w:rFonts w:ascii="Avenir Next" w:hAnsi="Avenir Next" w:cs="Avenir Next" w:eastAsia="Avenir Next"/>
           <w:color w:val="1A1A1A"/>
-          <w:sz w:val="17"/>
+          <w:sz w:val="22"/>
           <w:szCs w:val="17"/>
         </w:rPr>
         <w:t xml:space="preserve">  I need help</w:t>
@@ -4275,7 +4276,106 @@
               <w:sz w:val="15"/>
               <w:szCs w:val="15"/>
             </w:rPr>
-            <w:t xml:space="preserve">Lesson 6-6  ·  Exit Tickets  ·  two per page</w:t>
+            <w:t xml:space="preserve">6-6 · Page </w:t>
+          </w:r>
+          <w:r>
+            <w:rPr>
+              <w:rFonts w:ascii="Avenir Next" w:hAnsi="Avenir Next" w:cs="Avenir Next" w:eastAsia="Avenir Next"/>
+              <w:color w:val="5A5F66"/>
+              <w:sz w:val="15"/>
+              <w:szCs w:val="15"/>
+            </w:rPr>
+            <w:fldChar w:fldCharType="begin"/>
+          </w:r>
+          <w:r>
+            <w:rPr>
+              <w:rFonts w:ascii="Avenir Next" w:hAnsi="Avenir Next" w:cs="Avenir Next" w:eastAsia="Avenir Next"/>
+              <w:color w:val="5A5F66"/>
+              <w:sz w:val="15"/>
+              <w:szCs w:val="15"/>
+            </w:rPr>
+            <w:instrText xml:space="preserve"> PAGE </w:instrText>
+          </w:r>
+          <w:r>
+            <w:rPr>
+              <w:rFonts w:ascii="Avenir Next" w:hAnsi="Avenir Next" w:cs="Avenir Next" w:eastAsia="Avenir Next"/>
+              <w:color w:val="5A5F66"/>
+              <w:sz w:val="15"/>
+              <w:szCs w:val="15"/>
+            </w:rPr>
+            <w:fldChar w:fldCharType="separate"/>
+          </w:r>
+          <w:r>
+            <w:rPr>
+              <w:rFonts w:ascii="Avenir Next" w:hAnsi="Avenir Next" w:cs="Avenir Next" w:eastAsia="Avenir Next"/>
+              <w:color w:val="5A5F66"/>
+              <w:sz w:val="15"/>
+              <w:szCs w:val="15"/>
+            </w:rPr>
+            <w:t xml:space="preserve">1</w:t>
+          </w:r>
+          <w:r>
+            <w:rPr>
+              <w:rFonts w:ascii="Avenir Next" w:hAnsi="Avenir Next" w:cs="Avenir Next" w:eastAsia="Avenir Next"/>
+              <w:color w:val="5A5F66"/>
+              <w:sz w:val="15"/>
+              <w:szCs w:val="15"/>
+            </w:rPr>
+            <w:fldChar w:fldCharType="end"/>
+          </w:r>
+          <w:r>
+            <w:rPr>
+              <w:rFonts w:ascii="Avenir Next" w:hAnsi="Avenir Next" w:cs="Avenir Next" w:eastAsia="Avenir Next"/>
+              <w:color w:val="5A5F66"/>
+              <w:sz w:val="15"/>
+              <w:szCs w:val="15"/>
+            </w:rPr>
+            <w:t xml:space="preserve"> of </w:t>
+          </w:r>
+          <w:r>
+            <w:rPr>
+              <w:rFonts w:ascii="Avenir Next" w:hAnsi="Avenir Next" w:cs="Avenir Next" w:eastAsia="Avenir Next"/>
+              <w:color w:val="5A5F66"/>
+              <w:sz w:val="15"/>
+              <w:szCs w:val="15"/>
+            </w:rPr>
+            <w:fldChar w:fldCharType="begin"/>
+          </w:r>
+          <w:r>
+            <w:rPr>
+              <w:rFonts w:ascii="Avenir Next" w:hAnsi="Avenir Next" w:cs="Avenir Next" w:eastAsia="Avenir Next"/>
+              <w:color w:val="5A5F66"/>
+              <w:sz w:val="15"/>
+              <w:szCs w:val="15"/>
+            </w:rPr>
+            <w:instrText xml:space="preserve"> NUMPAGES </w:instrText>
+          </w:r>
+          <w:r>
+            <w:rPr>
+              <w:rFonts w:ascii="Avenir Next" w:hAnsi="Avenir Next" w:cs="Avenir Next" w:eastAsia="Avenir Next"/>
+              <w:color w:val="5A5F66"/>
+              <w:sz w:val="15"/>
+              <w:szCs w:val="15"/>
+            </w:rPr>
+            <w:fldChar w:fldCharType="separate"/>
+          </w:r>
+          <w:r>
+            <w:rPr>
+              <w:rFonts w:ascii="Avenir Next" w:hAnsi="Avenir Next" w:cs="Avenir Next" w:eastAsia="Avenir Next"/>
+              <w:color w:val="5A5F66"/>
+              <w:sz w:val="15"/>
+              <w:szCs w:val="15"/>
+            </w:rPr>
+            <w:t xml:space="preserve">1</w:t>
+          </w:r>
+          <w:r>
+            <w:rPr>
+              <w:rFonts w:ascii="Avenir Next" w:hAnsi="Avenir Next" w:cs="Avenir Next" w:eastAsia="Avenir Next"/>
+              <w:color w:val="5A5F66"/>
+              <w:sz w:val="15"/>
+              <w:szCs w:val="15"/>
+            </w:rPr>
+            <w:fldChar w:fldCharType="end"/>
           </w:r>
         </w:p>
       </w:tc>
@@ -4318,5 +4418,23 @@
       </w:tblCellMar>
     </w:tblPr>
   </w:style>
+  <w:style w:type="paragraph" w:styleId="Heading1">
+    <w:name w:val="heading 1"/>
+    <w:basedOn w:val="Normal"/>
+    <w:pPr>
+      <w:outlineLvl w:val="0"/>
+      <w:keepNext w:val="0"/>
+      <w:keepLines w:val="0"/>
+    </w:pPr>
+  </w:style>
+  <w:style w:type="paragraph" w:styleId="Heading2">
+    <w:name w:val="heading 2"/>
+    <w:basedOn w:val="Normal"/>
+    <w:pPr>
+      <w:outlineLvl w:val="1"/>
+      <w:keepNext w:val="0"/>
+      <w:keepLines w:val="0"/>
+    </w:pPr>
+  </w:style>
 </w:styles>
 </file>